--- a/production/quizzes/01-ch1-energy-causes-change-quiz.docx
+++ b/production/quizzes/01-ch1-energy-causes-change-quiz.docx
@@ -40,7 +40,7 @@
         <w:rPr>
           <w:i/>
           <w:color w:val="444444"/>
-          <w:sz w:val="22"/>
+          <w:sz w:val="24"/>
         </w:rPr>
         <w:t>Read each question carefully. Do your best!</w:t>
       </w:r>
@@ -66,7 +66,7 @@
         <w:rPr>
           <w:i w:val="0"/>
           <w:color w:val="444444"/>
-          <w:sz w:val="22"/>
+          <w:sz w:val="24"/>
         </w:rPr>
         <w:t>Energy is the ability to ______.</w:t>
       </w:r>
@@ -79,7 +79,7 @@
         <w:rPr>
           <w:i w:val="0"/>
           <w:color w:val="444444"/>
-          <w:sz w:val="22"/>
+          <w:sz w:val="24"/>
         </w:rPr>
         <w:t>a) cause change      b) be invisible      c) disappear      d) make sound</w:t>
       </w:r>
@@ -117,7 +117,7 @@
         <w:rPr>
           <w:i w:val="0"/>
           <w:color w:val="444444"/>
-          <w:sz w:val="22"/>
+          <w:sz w:val="24"/>
         </w:rPr>
         <w:t>When you see a change, that change is ______ that energy is present.</w:t>
       </w:r>
@@ -130,7 +130,7 @@
         <w:rPr>
           <w:i w:val="0"/>
           <w:color w:val="444444"/>
-          <w:sz w:val="22"/>
+          <w:sz w:val="24"/>
         </w:rPr>
         <w:t>a) not important      b) evidence      c) impossible      d) a guess</w:t>
       </w:r>
@@ -168,7 +168,7 @@
         <w:rPr>
           <w:i w:val="0"/>
           <w:color w:val="444444"/>
-          <w:sz w:val="22"/>
+          <w:sz w:val="24"/>
         </w:rPr>
         <w:t>A student pushes a toy car and it rolls across the floor.</w:t>
       </w:r>
@@ -181,7 +181,7 @@
         <w:rPr>
           <w:i w:val="0"/>
           <w:color w:val="444444"/>
-          <w:sz w:val="22"/>
+          <w:sz w:val="24"/>
         </w:rPr>
         <w:t>What changed?</w:t>
       </w:r>
@@ -202,7 +202,7 @@
         <w:rPr>
           <w:i w:val="0"/>
           <w:color w:val="444444"/>
-          <w:sz w:val="22"/>
+          <w:sz w:val="24"/>
         </w:rPr>
         <w:t>What form of energy caused it?</w:t>
       </w:r>
@@ -236,7 +236,7 @@
         <w:rPr>
           <w:i w:val="0"/>
           <w:color w:val="444444"/>
-          <w:sz w:val="22"/>
+          <w:sz w:val="24"/>
         </w:rPr>
         <w:t>Which list names forms of energy?</w:t>
       </w:r>
@@ -249,7 +249,7 @@
         <w:rPr>
           <w:i w:val="0"/>
           <w:color w:val="444444"/>
-          <w:sz w:val="22"/>
+          <w:sz w:val="24"/>
         </w:rPr>
         <w:t>a) red, blue, green      b) motion, sound, light, heat, electrical energy</w:t>
       </w:r>
@@ -262,7 +262,7 @@
         <w:rPr>
           <w:i w:val="0"/>
           <w:color w:val="444444"/>
-          <w:sz w:val="22"/>
+          <w:sz w:val="24"/>
         </w:rPr>
         <w:t>c) up, down, left, right      d) fast, slow</w:t>
       </w:r>
@@ -300,7 +300,7 @@
         <w:rPr>
           <w:i w:val="0"/>
           <w:color w:val="444444"/>
-          <w:sz w:val="22"/>
+          <w:sz w:val="24"/>
         </w:rPr>
         <w:t>Fill in the blanks to show the model we use.</w:t>
       </w:r>
@@ -325,7 +325,7 @@
         <w:rPr>
           <w:i w:val="0"/>
           <w:color w:val="444444"/>
-          <w:sz w:val="22"/>
+          <w:sz w:val="24"/>
         </w:rPr>
         <w:t>Word bank:  evidence     change</w:t>
       </w:r>
@@ -351,7 +351,7 @@
         <w:rPr>
           <w:i w:val="0"/>
           <w:color w:val="444444"/>
-          <w:sz w:val="22"/>
+          <w:sz w:val="24"/>
         </w:rPr>
         <w:t>A battery sits in a drawer, not connected to anything. Does it have energy? Explain.</w:t>
       </w:r>
@@ -393,7 +393,7 @@
         <w:rPr>
           <w:i w:val="0"/>
           <w:color w:val="444444"/>
-          <w:sz w:val="22"/>
+          <w:sz w:val="24"/>
         </w:rPr>
         <w:t>A book is held up above the floor. The book ______.</w:t>
       </w:r>
@@ -406,7 +406,7 @@
         <w:rPr>
           <w:i w:val="0"/>
           <w:color w:val="444444"/>
-          <w:sz w:val="22"/>
+          <w:sz w:val="24"/>
         </w:rPr>
         <w:t>a) has stored energy      b) has no energy      c) is moving      d) is lighter</w:t>
       </w:r>
@@ -444,7 +444,7 @@
         <w:rPr>
           <w:i w:val="0"/>
           <w:color w:val="444444"/>
-          <w:sz w:val="22"/>
+          <w:sz w:val="24"/>
         </w:rPr>
         <w:t>A student flips a switch and the light bulb turns on. Is this evidence of energy? Explain using the word “change.”</w:t>
       </w:r>
@@ -486,7 +486,7 @@
         <w:rPr>
           <w:i w:val="0"/>
           <w:color w:val="444444"/>
-          <w:sz w:val="22"/>
+          <w:sz w:val="24"/>
         </w:rPr>
         <w:t>Circle YES or NO for each — is it evidence that energy caused a change?</w:t>
       </w:r>
@@ -499,7 +499,7 @@
         <w:rPr>
           <w:i w:val="0"/>
           <w:color w:val="444444"/>
-          <w:sz w:val="22"/>
+          <w:sz w:val="24"/>
         </w:rPr>
         <w:t>a) The fan blades started spinning.        YES    NO</w:t>
       </w:r>
@@ -512,7 +512,7 @@
         <w:rPr>
           <w:i w:val="0"/>
           <w:color w:val="444444"/>
-          <w:sz w:val="22"/>
+          <w:sz w:val="24"/>
         </w:rPr>
         <w:t>b) The battery looks shiny.               YES    NO</w:t>
       </w:r>
@@ -525,7 +525,7 @@
         <w:rPr>
           <w:i w:val="0"/>
           <w:color w:val="444444"/>
-          <w:sz w:val="22"/>
+          <w:sz w:val="24"/>
         </w:rPr>
         <w:t>c) The room got brighter.                 YES    NO</w:t>
       </w:r>

--- a/production/quizzes/01-ch1-energy-causes-change-quiz.docx
+++ b/production/quizzes/01-ch1-energy-causes-change-quiz.docx
@@ -4,540 +4,1982 @@
   <w:body>
     <w:p>
       <w:pPr>
-        <w:spacing w:after="80"/>
+        <w:spacing w:before="0" w:after="40"/>
       </w:pPr>
       <w:r>
         <w:rPr>
+          <w:rFonts w:ascii="Avenir Next" w:hAnsi="Avenir Next"/>
           <w:b/>
-          <w:color w:val="1F3A5F"/>
-          <w:sz w:val="40"/>
+          <w:i w:val="0"/>
+          <w:color w:val="4A5268"/>
+          <w:sz w:val="19"/>
+          <w:u w:val="none"/>
+          <w:rFonts w:ascii="Avenir Next" w:hAnsi="Avenir Next" w:cs="Avenir Next"/>
+        </w:rPr>
+        <w:t>UNIT 1 · ENERGY TRANSFER &amp; TRANSFORMATION</w:t>
+      </w:r>
+    </w:p>
+    <w:p>
+      <w:pPr>
+        <w:spacing w:before="0" w:after="40"/>
+      </w:pPr>
+      <w:r>
+        <w:rPr>
+          <w:rFonts w:ascii="Avenir Next" w:hAnsi="Avenir Next"/>
+          <w:b/>
+          <w:i w:val="0"/>
+          <w:color w:val="1F2A5A"/>
+          <w:sz w:val="44"/>
+          <w:u w:val="none"/>
+          <w:rFonts w:ascii="Avenir Next" w:hAnsi="Avenir Next" w:cs="Avenir Next"/>
         </w:rPr>
         <w:t>Chapter 1 Quiz — Energy Causes Change</w:t>
       </w:r>
     </w:p>
     <w:p>
       <w:pPr>
-        <w:spacing w:after="160"/>
+        <w:spacing w:before="0" w:after="80"/>
       </w:pPr>
       <w:r>
         <w:rPr>
+          <w:rFonts w:ascii="Avenir Next" w:hAnsi="Avenir Next"/>
+          <w:b/>
+          <w:i w:val="0"/>
+          <w:color w:val="7A5620"/>
           <w:sz w:val="24"/>
+          <w:u w:val="none"/>
+          <w:rFonts w:ascii="Avenir Next" w:hAnsi="Avenir Next" w:cs="Avenir Next"/>
         </w:rPr>
-        <w:t>Name: ____________________________</w:t>
-      </w:r>
-      <w:r>
-        <w:rPr>
-          <w:sz w:val="24"/>
-        </w:rPr>
-        <w:t xml:space="preserve">    Date: ________________</w:t>
+        <w:t>Chapter 1 · Grade 4 · SCORED — 9 questions · 16 points</w:t>
       </w:r>
     </w:p>
     <w:p>
       <w:pPr>
-        <w:spacing w:after="160"/>
+        <w:spacing w:before="0" w:after="120" w:line="520" w:lineRule="exact"/>
       </w:pPr>
       <w:r>
         <w:rPr>
-          <w:i/>
-          <w:color w:val="444444"/>
+          <w:rFonts w:ascii="Avenir Next" w:hAnsi="Avenir Next"/>
+          <w:b/>
+          <w:i w:val="0"/>
+          <w:color w:val="1A1D26"/>
           <w:sz w:val="24"/>
+          <w:u w:val="none"/>
+          <w:rFonts w:ascii="Avenir Next" w:hAnsi="Avenir Next" w:cs="Avenir Next"/>
         </w:rPr>
-        <w:t>Read each question carefully. Do your best!</w:t>
+        <w:t xml:space="preserve">Name: </w:t>
+      </w:r>
+      <w:r>
+        <w:rPr>
+          <w:rFonts w:ascii="Avenir Next" w:hAnsi="Avenir Next"/>
+          <w:b w:val="0"/>
+          <w:i w:val="0"/>
+          <w:color w:val="1A1D26"/>
+          <w:sz w:val="24"/>
+          <w:u w:val="single"/>
+          <w:rFonts w:ascii="Avenir Next" w:hAnsi="Avenir Next" w:cs="Avenir Next"/>
+        </w:rPr>
+        <w:t>________________________</w:t>
+      </w:r>
+      <w:r>
+        <w:rPr>
+          <w:rFonts w:ascii="Avenir Next" w:hAnsi="Avenir Next"/>
+          <w:b/>
+          <w:i w:val="0"/>
+          <w:color w:val="1A1D26"/>
+          <w:sz w:val="24"/>
+          <w:u w:val="none"/>
+          <w:rFonts w:ascii="Avenir Next" w:hAnsi="Avenir Next" w:cs="Avenir Next"/>
+        </w:rPr>
+        <w:t xml:space="preserve">   Homeroom:  </w:t>
+      </w:r>
+      <w:r>
+        <w:rPr>
+          <w:rFonts w:ascii="Avenir Next" w:hAnsi="Avenir Next"/>
+          <w:b w:val="0"/>
+          <w:i w:val="0"/>
+          <w:color w:val="1A1D26"/>
+          <w:sz w:val="24"/>
+          <w:u w:val="none"/>
+          <w:rFonts w:ascii="Avenir Next" w:hAnsi="Avenir Next" w:cs="Avenir Next"/>
+        </w:rPr>
+        <w:t>○ 4A</w:t>
+      </w:r>
+      <w:r>
+        <w:rPr>
+          <w:rFonts w:ascii="Avenir Next" w:hAnsi="Avenir Next"/>
+          <w:b w:val="0"/>
+          <w:i w:val="0"/>
+          <w:color w:val="1A1D26"/>
+          <w:sz w:val="24"/>
+          <w:u w:val="none"/>
+          <w:rFonts w:ascii="Avenir Next" w:hAnsi="Avenir Next" w:cs="Avenir Next"/>
+        </w:rPr>
+        <w:t xml:space="preserve">  ○ 4B</w:t>
+      </w:r>
+      <w:r>
+        <w:rPr>
+          <w:rFonts w:ascii="Avenir Next" w:hAnsi="Avenir Next"/>
+          <w:b w:val="0"/>
+          <w:i w:val="0"/>
+          <w:color w:val="1A1D26"/>
+          <w:sz w:val="24"/>
+          <w:u w:val="none"/>
+          <w:rFonts w:ascii="Avenir Next" w:hAnsi="Avenir Next" w:cs="Avenir Next"/>
+        </w:rPr>
+        <w:t xml:space="preserve">  ○ 4C</w:t>
+      </w:r>
+      <w:r>
+        <w:rPr>
+          <w:rFonts w:ascii="Avenir Next" w:hAnsi="Avenir Next"/>
+          <w:b w:val="0"/>
+          <w:i w:val="0"/>
+          <w:color w:val="1A1D26"/>
+          <w:sz w:val="24"/>
+          <w:u w:val="none"/>
+          <w:rFonts w:ascii="Avenir Next" w:hAnsi="Avenir Next" w:cs="Avenir Next"/>
+        </w:rPr>
+        <w:t xml:space="preserve">  ○ 4D</w:t>
       </w:r>
     </w:p>
     <w:p>
       <w:pPr>
-        <w:spacing w:before="200" w:after="60"/>
+        <w:spacing w:before="0" w:after="120" w:line="400" w:lineRule="exact"/>
       </w:pPr>
       <w:r>
         <w:rPr>
+          <w:rFonts w:ascii="Avenir Next" w:hAnsi="Avenir Next"/>
           <w:b/>
-          <w:color w:val="C05014"/>
-          <w:sz w:val="26"/>
+          <w:i w:val="0"/>
+          <w:color w:val="7A5620"/>
+          <w:sz w:val="24"/>
+          <w:u w:val="none"/>
+          <w:rFonts w:ascii="Avenir Next" w:hAnsi="Avenir Next" w:cs="Avenir Next"/>
         </w:rPr>
-        <w:t>1.</w:t>
+        <w:t>Notes today:   ○ OPEN NOTE     ○ CLOSED NOTE</w:t>
+      </w:r>
+      <w:r>
+        <w:rPr>
+          <w:rFonts w:ascii="Avenir Next" w:hAnsi="Avenir Next"/>
+          <w:b w:val="0"/>
+          <w:i/>
+          <w:color w:val="4A5268"/>
+          <w:sz w:val="20"/>
+          <w:u w:val="none"/>
+          <w:rFonts w:ascii="Avenir Next" w:hAnsi="Avenir Next" w:cs="Avenir Next"/>
+        </w:rPr>
+        <w:t xml:space="preserve">      (teacher circles one)</w:t>
+      </w:r>
+    </w:p>
+    <w:tbl>
+      <w:tblPr>
+        <w:tblW w:type="auto" w:w="0"/>
+        <w:tblLook w:firstColumn="1" w:firstRow="1" w:lastColumn="0" w:lastRow="0" w:noHBand="0" w:noVBand="1" w:val="04A0"/>
+        <w:tblBorders>
+          <w:top w:val="none"/>
+          <w:left w:val="none"/>
+          <w:bottom w:val="none"/>
+          <w:right w:val="none"/>
+          <w:insideH w:val="none"/>
+          <w:insideV w:val="none"/>
+        </w:tblBorders>
+      </w:tblPr>
+      <w:tblGrid>
+        <w:gridCol w:w="10656"/>
+      </w:tblGrid>
+      <w:tr>
+        <w:tc>
+          <w:tcPr>
+            <w:tcW w:type="dxa" w:w="10656"/>
+            <w:tcMar>
+              <w:top w:w="70" w:type="dxa"/>
+              <w:left w:w="120" w:type="dxa"/>
+              <w:bottom w:w="70" w:type="dxa"/>
+              <w:right w:w="120" w:type="dxa"/>
+            </w:tcMar>
+            <w:shd w:val="clear" w:color="auto" w:fill="F5EEDC"/>
+            <w:tcBorders>
+              <w:left w:val="single" w:sz="18" w:color="A67C16"/>
+            </w:tcBorders>
+          </w:tcPr>
+          <w:p>
+            <w:pPr>
+              <w:jc w:val="right"/>
+            </w:pPr>
+            <w:r>
+              <w:rPr>
+                <w:rFonts w:ascii="Avenir Next" w:hAnsi="Avenir Next"/>
+                <w:b/>
+                <w:i w:val="0"/>
+                <w:color w:val="7A5620"/>
+                <w:sz w:val="24"/>
+                <w:u w:val="none"/>
+                <w:rFonts w:ascii="Avenir Next" w:hAnsi="Avenir Next" w:cs="Avenir Next"/>
+              </w:rPr>
+              <w:t xml:space="preserve">SCORE:  </w:t>
+            </w:r>
+            <w:r>
+              <w:rPr>
+                <w:rFonts w:ascii="Avenir Next" w:hAnsi="Avenir Next"/>
+                <w:b w:val="0"/>
+                <w:i w:val="0"/>
+                <w:color w:val="1A1D26"/>
+                <w:sz w:val="29"/>
+                <w:u w:val="single"/>
+                <w:rFonts w:ascii="Avenir Next" w:hAnsi="Avenir Next" w:cs="Avenir Next"/>
+              </w:rPr>
+              <w:t>_____</w:t>
+            </w:r>
+            <w:r>
+              <w:rPr>
+                <w:rFonts w:ascii="Avenir Next" w:hAnsi="Avenir Next"/>
+                <w:b/>
+                <w:i w:val="0"/>
+                <w:color w:val="1A1D26"/>
+                <w:sz w:val="29"/>
+                <w:u w:val="none"/>
+                <w:rFonts w:ascii="Avenir Next" w:hAnsi="Avenir Next" w:cs="Avenir Next"/>
+              </w:rPr>
+              <w:t xml:space="preserve"> / 16      </w:t>
+            </w:r>
+            <w:r>
+              <w:rPr>
+                <w:rFonts w:ascii="Avenir Next" w:hAnsi="Avenir Next"/>
+                <w:b w:val="0"/>
+                <w:i w:val="0"/>
+                <w:color w:val="1A1D26"/>
+                <w:sz w:val="29"/>
+                <w:u w:val="single"/>
+                <w:rFonts w:ascii="Avenir Next" w:hAnsi="Avenir Next" w:cs="Avenir Next"/>
+              </w:rPr>
+              <w:t>_______</w:t>
+            </w:r>
+            <w:r>
+              <w:rPr>
+                <w:rFonts w:ascii="Avenir Next" w:hAnsi="Avenir Next"/>
+                <w:b/>
+                <w:i w:val="0"/>
+                <w:color w:val="1A1D26"/>
+                <w:sz w:val="29"/>
+                <w:u w:val="none"/>
+                <w:rFonts w:ascii="Avenir Next" w:hAnsi="Avenir Next" w:cs="Avenir Next"/>
+              </w:rPr>
+              <w:t xml:space="preserve"> %</w:t>
+            </w:r>
+          </w:p>
+        </w:tc>
+      </w:tr>
+    </w:tbl>
+    <w:p>
+      <w:pPr>
+        <w:spacing w:before="120" w:after="60" w:line="400" w:lineRule="exact"/>
+      </w:pPr>
+      <w:r>
+        <w:rPr>
+          <w:rFonts w:ascii="Avenir Next" w:hAnsi="Avenir Next"/>
+          <w:b/>
+          <w:i w:val="0"/>
+          <w:color w:val="A67C16"/>
+          <w:sz w:val="29"/>
+          <w:u w:val="none"/>
+          <w:rFonts w:ascii="Avenir Next" w:hAnsi="Avenir Next" w:cs="Avenir Next"/>
+        </w:rPr>
+        <w:t xml:space="preserve">1.  </w:t>
+      </w:r>
+      <w:r>
+        <w:rPr>
+          <w:rFonts w:ascii="Avenir Next" w:hAnsi="Avenir Next"/>
+          <w:b/>
+          <w:i w:val="0"/>
+          <w:color w:val="1A1D26"/>
+          <w:sz w:val="29"/>
+          <w:u w:val="none"/>
+          <w:rFonts w:ascii="Avenir Next" w:hAnsi="Avenir Next" w:cs="Avenir Next"/>
+        </w:rPr>
+        <w:t>Energy is the ability to …</w:t>
+      </w:r>
+      <w:r>
+        <w:rPr>
+          <w:rFonts w:ascii="Avenir Next" w:hAnsi="Avenir Next"/>
+          <w:b w:val="0"/>
+          <w:i/>
+          <w:color w:val="4A5268"/>
+          <w:sz w:val="20"/>
+          <w:u w:val="none"/>
+          <w:rFonts w:ascii="Avenir Next" w:hAnsi="Avenir Next" w:cs="Avenir Next"/>
+        </w:rPr>
+        <w:t xml:space="preserve">   (1 pt)</w:t>
       </w:r>
     </w:p>
     <w:p>
       <w:pPr>
-        <w:spacing w:after="80"/>
+        <w:spacing w:before="0" w:after="40" w:line="400" w:lineRule="exact"/>
+        <w:ind w:left="504"/>
       </w:pPr>
       <w:r>
         <w:rPr>
+          <w:rFonts w:ascii="Avenir Next" w:hAnsi="Avenir Next"/>
+          <w:b/>
           <w:i w:val="0"/>
-          <w:color w:val="444444"/>
-          <w:sz w:val="24"/>
+          <w:color w:val="1F2A5A"/>
+          <w:sz w:val="28"/>
+          <w:u w:val="none"/>
+          <w:rFonts w:ascii="Avenir Next" w:hAnsi="Avenir Next" w:cs="Avenir Next"/>
         </w:rPr>
-        <w:t>Energy is the ability to ______.</w:t>
+        <w:t xml:space="preserve">a)  </w:t>
+      </w:r>
+      <w:r>
+        <w:rPr>
+          <w:rFonts w:ascii="Avenir Next" w:hAnsi="Avenir Next"/>
+          <w:b w:val="0"/>
+          <w:i w:val="0"/>
+          <w:color w:val="1A1D26"/>
+          <w:sz w:val="28"/>
+          <w:u w:val="none"/>
+          <w:rFonts w:ascii="Avenir Next" w:hAnsi="Avenir Next" w:cs="Avenir Next"/>
+        </w:rPr>
+        <w:t>be invisible</w:t>
       </w:r>
     </w:p>
     <w:p>
       <w:pPr>
-        <w:spacing w:after="40"/>
+        <w:spacing w:before="0" w:after="40" w:line="400" w:lineRule="exact"/>
+        <w:ind w:left="504"/>
       </w:pPr>
       <w:r>
         <w:rPr>
+          <w:rFonts w:ascii="Avenir Next" w:hAnsi="Avenir Next"/>
+          <w:b/>
           <w:i w:val="0"/>
-          <w:color w:val="444444"/>
-          <w:sz w:val="24"/>
+          <w:color w:val="1F2A5A"/>
+          <w:sz w:val="28"/>
+          <w:u w:val="none"/>
+          <w:rFonts w:ascii="Avenir Next" w:hAnsi="Avenir Next" w:cs="Avenir Next"/>
         </w:rPr>
-        <w:t>a) cause change      b) be invisible      c) disappear      d) make sound</w:t>
+        <w:t xml:space="preserve">b)  </w:t>
+      </w:r>
+      <w:r>
+        <w:rPr>
+          <w:rFonts w:ascii="Avenir Next" w:hAnsi="Avenir Next"/>
+          <w:b w:val="0"/>
+          <w:i w:val="0"/>
+          <w:color w:val="1A1D26"/>
+          <w:sz w:val="28"/>
+          <w:u w:val="none"/>
+          <w:rFonts w:ascii="Avenir Next" w:hAnsi="Avenir Next" w:cs="Avenir Next"/>
+        </w:rPr>
+        <w:t>disappear</w:t>
       </w:r>
     </w:p>
     <w:p>
       <w:pPr>
-        <w:spacing w:after="0"/>
+        <w:spacing w:before="0" w:after="40" w:line="400" w:lineRule="exact"/>
+        <w:ind w:left="504"/>
       </w:pPr>
       <w:r>
         <w:rPr>
+          <w:rFonts w:ascii="Avenir Next" w:hAnsi="Avenir Next"/>
+          <w:b/>
           <w:i w:val="0"/>
-          <w:color w:val="444444"/>
-          <w:sz w:val="22"/>
+          <w:color w:val="1F2A5A"/>
+          <w:sz w:val="28"/>
+          <w:u w:val="none"/>
+          <w:rFonts w:ascii="Avenir Next" w:hAnsi="Avenir Next" w:cs="Avenir Next"/>
+        </w:rPr>
+        <w:t xml:space="preserve">c)  </w:t>
+      </w:r>
+      <w:r>
+        <w:rPr>
+          <w:rFonts w:ascii="Avenir Next" w:hAnsi="Avenir Next"/>
+          <w:b w:val="0"/>
+          <w:i w:val="0"/>
+          <w:color w:val="1A1D26"/>
+          <w:sz w:val="28"/>
+          <w:u w:val="none"/>
+          <w:rFonts w:ascii="Avenir Next" w:hAnsi="Avenir Next" w:cs="Avenir Next"/>
+        </w:rPr>
+        <w:t>cause change</w:t>
+      </w:r>
+    </w:p>
+    <w:p>
+      <w:pPr>
+        <w:spacing w:before="0" w:after="40" w:line="400" w:lineRule="exact"/>
+        <w:ind w:left="504"/>
+      </w:pPr>
+      <w:r>
+        <w:rPr>
+          <w:rFonts w:ascii="Avenir Next" w:hAnsi="Avenir Next"/>
+          <w:b/>
+          <w:i w:val="0"/>
+          <w:color w:val="1F2A5A"/>
+          <w:sz w:val="28"/>
+          <w:u w:val="none"/>
+          <w:rFonts w:ascii="Avenir Next" w:hAnsi="Avenir Next" w:cs="Avenir Next"/>
+        </w:rPr>
+        <w:t xml:space="preserve">d)  </w:t>
+      </w:r>
+      <w:r>
+        <w:rPr>
+          <w:rFonts w:ascii="Avenir Next" w:hAnsi="Avenir Next"/>
+          <w:b w:val="0"/>
+          <w:i w:val="0"/>
+          <w:color w:val="1A1D26"/>
+          <w:sz w:val="28"/>
+          <w:u w:val="none"/>
+          <w:rFonts w:ascii="Avenir Next" w:hAnsi="Avenir Next" w:cs="Avenir Next"/>
+        </w:rPr>
+        <w:t>make sound</w:t>
+      </w:r>
+    </w:p>
+    <w:p>
+      <w:pPr>
+        <w:spacing w:before="120" w:after="60" w:line="400" w:lineRule="exact"/>
+      </w:pPr>
+      <w:r>
+        <w:rPr>
+          <w:rFonts w:ascii="Avenir Next" w:hAnsi="Avenir Next"/>
+          <w:b/>
+          <w:i w:val="0"/>
+          <w:color w:val="A67C16"/>
+          <w:sz w:val="29"/>
+          <w:u w:val="none"/>
+          <w:rFonts w:ascii="Avenir Next" w:hAnsi="Avenir Next" w:cs="Avenir Next"/>
+        </w:rPr>
+        <w:t xml:space="preserve">2.  </w:t>
+      </w:r>
+      <w:r>
+        <w:rPr>
+          <w:rFonts w:ascii="Avenir Next" w:hAnsi="Avenir Next"/>
+          <w:b/>
+          <w:i w:val="0"/>
+          <w:color w:val="1A1D26"/>
+          <w:sz w:val="29"/>
+          <w:u w:val="none"/>
+          <w:rFonts w:ascii="Avenir Next" w:hAnsi="Avenir Next" w:cs="Avenir Next"/>
+        </w:rPr>
+        <w:t>When you see a change, that change is … that energy is present.</w:t>
+      </w:r>
+      <w:r>
+        <w:rPr>
+          <w:rFonts w:ascii="Avenir Next" w:hAnsi="Avenir Next"/>
+          <w:b w:val="0"/>
+          <w:i/>
+          <w:color w:val="4A5268"/>
+          <w:sz w:val="20"/>
+          <w:u w:val="none"/>
+          <w:rFonts w:ascii="Avenir Next" w:hAnsi="Avenir Next" w:cs="Avenir Next"/>
+        </w:rPr>
+        <w:t xml:space="preserve">   (1 pt)</w:t>
+      </w:r>
+    </w:p>
+    <w:p>
+      <w:pPr>
+        <w:spacing w:before="0" w:after="40" w:line="400" w:lineRule="exact"/>
+        <w:ind w:left="504"/>
+      </w:pPr>
+      <w:r>
+        <w:rPr>
+          <w:rFonts w:ascii="Avenir Next" w:hAnsi="Avenir Next"/>
+          <w:b/>
+          <w:i w:val="0"/>
+          <w:color w:val="1F2A5A"/>
+          <w:sz w:val="28"/>
+          <w:u w:val="none"/>
+          <w:rFonts w:ascii="Avenir Next" w:hAnsi="Avenir Next" w:cs="Avenir Next"/>
+        </w:rPr>
+        <w:t xml:space="preserve">a)  </w:t>
+      </w:r>
+      <w:r>
+        <w:rPr>
+          <w:rFonts w:ascii="Avenir Next" w:hAnsi="Avenir Next"/>
+          <w:b w:val="0"/>
+          <w:i w:val="0"/>
+          <w:color w:val="1A1D26"/>
+          <w:sz w:val="28"/>
+          <w:u w:val="none"/>
+          <w:rFonts w:ascii="Avenir Next" w:hAnsi="Avenir Next" w:cs="Avenir Next"/>
+        </w:rPr>
+        <w:t>not important</w:t>
+      </w:r>
+    </w:p>
+    <w:p>
+      <w:pPr>
+        <w:spacing w:before="0" w:after="40" w:line="400" w:lineRule="exact"/>
+        <w:ind w:left="504"/>
+      </w:pPr>
+      <w:r>
+        <w:rPr>
+          <w:rFonts w:ascii="Avenir Next" w:hAnsi="Avenir Next"/>
+          <w:b/>
+          <w:i w:val="0"/>
+          <w:color w:val="1F2A5A"/>
+          <w:sz w:val="28"/>
+          <w:u w:val="none"/>
+          <w:rFonts w:ascii="Avenir Next" w:hAnsi="Avenir Next" w:cs="Avenir Next"/>
+        </w:rPr>
+        <w:t xml:space="preserve">b)  </w:t>
+      </w:r>
+      <w:r>
+        <w:rPr>
+          <w:rFonts w:ascii="Avenir Next" w:hAnsi="Avenir Next"/>
+          <w:b w:val="0"/>
+          <w:i w:val="0"/>
+          <w:color w:val="1A1D26"/>
+          <w:sz w:val="28"/>
+          <w:u w:val="none"/>
+          <w:rFonts w:ascii="Avenir Next" w:hAnsi="Avenir Next" w:cs="Avenir Next"/>
+        </w:rPr>
+        <w:t>evidence</w:t>
+      </w:r>
+    </w:p>
+    <w:p>
+      <w:pPr>
+        <w:spacing w:before="0" w:after="40" w:line="400" w:lineRule="exact"/>
+        <w:ind w:left="504"/>
+      </w:pPr>
+      <w:r>
+        <w:rPr>
+          <w:rFonts w:ascii="Avenir Next" w:hAnsi="Avenir Next"/>
+          <w:b/>
+          <w:i w:val="0"/>
+          <w:color w:val="1F2A5A"/>
+          <w:sz w:val="28"/>
+          <w:u w:val="none"/>
+          <w:rFonts w:ascii="Avenir Next" w:hAnsi="Avenir Next" w:cs="Avenir Next"/>
+        </w:rPr>
+        <w:t xml:space="preserve">c)  </w:t>
+      </w:r>
+      <w:r>
+        <w:rPr>
+          <w:rFonts w:ascii="Avenir Next" w:hAnsi="Avenir Next"/>
+          <w:b w:val="0"/>
+          <w:i w:val="0"/>
+          <w:color w:val="1A1D26"/>
+          <w:sz w:val="28"/>
+          <w:u w:val="none"/>
+          <w:rFonts w:ascii="Avenir Next" w:hAnsi="Avenir Next" w:cs="Avenir Next"/>
+        </w:rPr>
+        <w:t>impossible</w:t>
+      </w:r>
+    </w:p>
+    <w:p>
+      <w:pPr>
+        <w:spacing w:before="0" w:after="40" w:line="400" w:lineRule="exact"/>
+        <w:ind w:left="504"/>
+      </w:pPr>
+      <w:r>
+        <w:rPr>
+          <w:rFonts w:ascii="Avenir Next" w:hAnsi="Avenir Next"/>
+          <w:b/>
+          <w:i w:val="0"/>
+          <w:color w:val="1F2A5A"/>
+          <w:sz w:val="28"/>
+          <w:u w:val="none"/>
+          <w:rFonts w:ascii="Avenir Next" w:hAnsi="Avenir Next" w:cs="Avenir Next"/>
+        </w:rPr>
+        <w:t xml:space="preserve">d)  </w:t>
+      </w:r>
+      <w:r>
+        <w:rPr>
+          <w:rFonts w:ascii="Avenir Next" w:hAnsi="Avenir Next"/>
+          <w:b w:val="0"/>
+          <w:i w:val="0"/>
+          <w:color w:val="1A1D26"/>
+          <w:sz w:val="28"/>
+          <w:u w:val="none"/>
+          <w:rFonts w:ascii="Avenir Next" w:hAnsi="Avenir Next" w:cs="Avenir Next"/>
+        </w:rPr>
+        <w:t>a guess</w:t>
+      </w:r>
+    </w:p>
+    <w:p>
+      <w:pPr>
+        <w:spacing w:before="120" w:after="60" w:line="400" w:lineRule="exact"/>
+      </w:pPr>
+      <w:r>
+        <w:rPr>
+          <w:rFonts w:ascii="Avenir Next" w:hAnsi="Avenir Next"/>
+          <w:b/>
+          <w:i w:val="0"/>
+          <w:color w:val="A67C16"/>
+          <w:sz w:val="29"/>
+          <w:u w:val="none"/>
+          <w:rFonts w:ascii="Avenir Next" w:hAnsi="Avenir Next" w:cs="Avenir Next"/>
+        </w:rPr>
+        <w:t xml:space="preserve">3.  </w:t>
+      </w:r>
+      <w:r>
+        <w:rPr>
+          <w:rFonts w:ascii="Avenir Next" w:hAnsi="Avenir Next"/>
+          <w:b/>
+          <w:i w:val="0"/>
+          <w:color w:val="1A1D26"/>
+          <w:sz w:val="29"/>
+          <w:u w:val="none"/>
+          <w:rFonts w:ascii="Avenir Next" w:hAnsi="Avenir Next" w:cs="Avenir Next"/>
+        </w:rPr>
+        <w:t>A student pushes a toy car and it rolls across the floor.</w:t>
+      </w:r>
+      <w:r>
+        <w:rPr>
+          <w:rFonts w:ascii="Avenir Next" w:hAnsi="Avenir Next"/>
+          <w:b w:val="0"/>
+          <w:i/>
+          <w:color w:val="4A5268"/>
+          <w:sz w:val="20"/>
+          <w:u w:val="none"/>
+          <w:rFonts w:ascii="Avenir Next" w:hAnsi="Avenir Next" w:cs="Avenir Next"/>
+        </w:rPr>
+        <w:t xml:space="preserve">   (2 pts)</w:t>
+      </w:r>
+    </w:p>
+    <w:p>
+      <w:pPr>
+        <w:spacing w:before="0" w:after="40"/>
+        <w:ind w:left="504"/>
+      </w:pPr>
+      <w:r>
+        <w:rPr>
+          <w:rFonts w:ascii="Avenir Next" w:hAnsi="Avenir Next"/>
+          <w:b/>
+          <w:i w:val="0"/>
+          <w:color w:val="1A1D26"/>
+          <w:sz w:val="28"/>
+          <w:u w:val="none"/>
+          <w:rFonts w:ascii="Avenir Next" w:hAnsi="Avenir Next" w:cs="Avenir Next"/>
+        </w:rPr>
+        <w:t>What changed?</w:t>
+      </w:r>
+    </w:p>
+    <w:tbl>
+      <w:tblPr>
+        <w:tblW w:type="auto" w:w="0"/>
+        <w:tblLook w:firstColumn="1" w:firstRow="1" w:lastColumn="0" w:lastRow="0" w:noHBand="0" w:noVBand="1" w:val="04A0"/>
+        <w:tblBorders>
+          <w:top w:val="none"/>
+          <w:left w:val="none"/>
+          <w:bottom w:val="none"/>
+          <w:right w:val="none"/>
+          <w:insideH w:val="none"/>
+          <w:insideV w:val="none"/>
+        </w:tblBorders>
+      </w:tblPr>
+      <w:tblGrid>
+        <w:gridCol w:w="10656"/>
+      </w:tblGrid>
+      <w:tr>
+        <w:trPr>
+          <w:trHeight w:val="560" w:hRule="exact"/>
+        </w:trPr>
+        <w:tc>
+          <w:tcPr>
+            <w:tcW w:type="dxa" w:w="10656"/>
+            <w:tcMar>
+              <w:top w:w="0" w:type="dxa"/>
+              <w:left w:w="0" w:type="dxa"/>
+              <w:bottom w:w="0" w:type="dxa"/>
+              <w:right w:w="0" w:type="dxa"/>
+            </w:tcMar>
+            <w:tcBorders>
+              <w:bottom w:val="single" w:sz="8" w:color="1A1D26"/>
+            </w:tcBorders>
+          </w:tcPr>
+          <w:p>
+            <w:pPr>
+              <w:spacing w:before="0" w:after="0" w:line="40" w:lineRule="exact"/>
+            </w:pPr>
+            <w:r>
+              <w:rPr>
+                <w:rFonts w:ascii="Avenir Next" w:hAnsi="Avenir Next"/>
+                <w:b w:val="0"/>
+                <w:i w:val="0"/>
+                <w:color w:val="1A1D26"/>
+                <w:sz w:val="4"/>
+                <w:u w:val="none"/>
+                <w:rFonts w:ascii="Avenir Next" w:hAnsi="Avenir Next" w:cs="Avenir Next"/>
+              </w:rPr>
+            </w:r>
+          </w:p>
+        </w:tc>
+      </w:tr>
+      <w:tr>
+        <w:trPr>
+          <w:trHeight w:val="560" w:hRule="exact"/>
+        </w:trPr>
+        <w:tc>
+          <w:tcPr>
+            <w:tcW w:type="dxa" w:w="10656"/>
+            <w:tcMar>
+              <w:top w:w="0" w:type="dxa"/>
+              <w:left w:w="0" w:type="dxa"/>
+              <w:bottom w:w="0" w:type="dxa"/>
+              <w:right w:w="0" w:type="dxa"/>
+            </w:tcMar>
+            <w:tcBorders>
+              <w:bottom w:val="single" w:sz="8" w:color="1A1D26"/>
+            </w:tcBorders>
+          </w:tcPr>
+          <w:p>
+            <w:pPr>
+              <w:spacing w:before="0" w:after="0" w:line="40" w:lineRule="exact"/>
+            </w:pPr>
+            <w:r>
+              <w:rPr>
+                <w:rFonts w:ascii="Avenir Next" w:hAnsi="Avenir Next"/>
+                <w:b w:val="0"/>
+                <w:i w:val="0"/>
+                <w:color w:val="1A1D26"/>
+                <w:sz w:val="4"/>
+                <w:u w:val="none"/>
+                <w:rFonts w:ascii="Avenir Next" w:hAnsi="Avenir Next" w:cs="Avenir Next"/>
+              </w:rPr>
+            </w:r>
+          </w:p>
+        </w:tc>
+      </w:tr>
+    </w:tbl>
+    <w:p>
+      <w:pPr>
+        <w:spacing w:before="0" w:after="40"/>
+        <w:ind w:left="504"/>
+      </w:pPr>
+      <w:r>
+        <w:rPr>
+          <w:rFonts w:ascii="Avenir Next" w:hAnsi="Avenir Next"/>
+          <w:b/>
+          <w:i w:val="0"/>
+          <w:color w:val="1A1D26"/>
+          <w:sz w:val="28"/>
+          <w:u w:val="none"/>
+          <w:rFonts w:ascii="Avenir Next" w:hAnsi="Avenir Next" w:cs="Avenir Next"/>
+        </w:rPr>
+        <w:t>What form of energy do you observe?</w:t>
+      </w:r>
+    </w:p>
+    <w:tbl>
+      <w:tblPr>
+        <w:tblW w:type="auto" w:w="0"/>
+        <w:tblLook w:firstColumn="1" w:firstRow="1" w:lastColumn="0" w:lastRow="0" w:noHBand="0" w:noVBand="1" w:val="04A0"/>
+        <w:tblBorders>
+          <w:top w:val="none"/>
+          <w:left w:val="none"/>
+          <w:bottom w:val="none"/>
+          <w:right w:val="none"/>
+          <w:insideH w:val="none"/>
+          <w:insideV w:val="none"/>
+        </w:tblBorders>
+      </w:tblPr>
+      <w:tblGrid>
+        <w:gridCol w:w="10656"/>
+      </w:tblGrid>
+      <w:tr>
+        <w:trPr>
+          <w:trHeight w:val="560" w:hRule="exact"/>
+        </w:trPr>
+        <w:tc>
+          <w:tcPr>
+            <w:tcW w:type="dxa" w:w="10656"/>
+            <w:tcMar>
+              <w:top w:w="0" w:type="dxa"/>
+              <w:left w:w="0" w:type="dxa"/>
+              <w:bottom w:w="0" w:type="dxa"/>
+              <w:right w:w="0" w:type="dxa"/>
+            </w:tcMar>
+            <w:tcBorders>
+              <w:bottom w:val="single" w:sz="8" w:color="1A1D26"/>
+            </w:tcBorders>
+          </w:tcPr>
+          <w:p>
+            <w:pPr>
+              <w:spacing w:before="0" w:after="0" w:line="40" w:lineRule="exact"/>
+            </w:pPr>
+            <w:r>
+              <w:rPr>
+                <w:rFonts w:ascii="Avenir Next" w:hAnsi="Avenir Next"/>
+                <w:b w:val="0"/>
+                <w:i w:val="0"/>
+                <w:color w:val="1A1D26"/>
+                <w:sz w:val="4"/>
+                <w:u w:val="none"/>
+                <w:rFonts w:ascii="Avenir Next" w:hAnsi="Avenir Next" w:cs="Avenir Next"/>
+              </w:rPr>
+            </w:r>
+          </w:p>
+        </w:tc>
+      </w:tr>
+    </w:tbl>
+    <w:p>
+      <w:pPr>
+        <w:spacing w:before="120" w:after="60" w:line="400" w:lineRule="exact"/>
+      </w:pPr>
+      <w:r>
+        <w:rPr>
+          <w:rFonts w:ascii="Avenir Next" w:hAnsi="Avenir Next"/>
+          <w:b/>
+          <w:i w:val="0"/>
+          <w:color w:val="A67C16"/>
+          <w:sz w:val="29"/>
+          <w:u w:val="none"/>
+          <w:rFonts w:ascii="Avenir Next" w:hAnsi="Avenir Next" w:cs="Avenir Next"/>
+        </w:rPr>
+        <w:t xml:space="preserve">4.  </w:t>
+      </w:r>
+      <w:r>
+        <w:rPr>
+          <w:rFonts w:ascii="Avenir Next" w:hAnsi="Avenir Next"/>
+          <w:b/>
+          <w:i w:val="0"/>
+          <w:color w:val="1A1D26"/>
+          <w:sz w:val="29"/>
+          <w:u w:val="none"/>
+          <w:rFonts w:ascii="Avenir Next" w:hAnsi="Avenir Next" w:cs="Avenir Next"/>
+        </w:rPr>
+        <w:t>Which list names forms of energy?</w:t>
+      </w:r>
+      <w:r>
+        <w:rPr>
+          <w:rFonts w:ascii="Avenir Next" w:hAnsi="Avenir Next"/>
+          <w:b w:val="0"/>
+          <w:i/>
+          <w:color w:val="4A5268"/>
+          <w:sz w:val="20"/>
+          <w:u w:val="none"/>
+          <w:rFonts w:ascii="Avenir Next" w:hAnsi="Avenir Next" w:cs="Avenir Next"/>
+        </w:rPr>
+        <w:t xml:space="preserve">   (1 pt)</w:t>
+      </w:r>
+    </w:p>
+    <w:p>
+      <w:pPr>
+        <w:spacing w:before="0" w:after="40" w:line="400" w:lineRule="exact"/>
+        <w:ind w:left="504"/>
+      </w:pPr>
+      <w:r>
+        <w:rPr>
+          <w:rFonts w:ascii="Avenir Next" w:hAnsi="Avenir Next"/>
+          <w:b/>
+          <w:i w:val="0"/>
+          <w:color w:val="1F2A5A"/>
+          <w:sz w:val="28"/>
+          <w:u w:val="none"/>
+          <w:rFonts w:ascii="Avenir Next" w:hAnsi="Avenir Next" w:cs="Avenir Next"/>
+        </w:rPr>
+        <w:t xml:space="preserve">a)  </w:t>
+      </w:r>
+      <w:r>
+        <w:rPr>
+          <w:rFonts w:ascii="Avenir Next" w:hAnsi="Avenir Next"/>
+          <w:b w:val="0"/>
+          <w:i w:val="0"/>
+          <w:color w:val="1A1D26"/>
+          <w:sz w:val="28"/>
+          <w:u w:val="none"/>
+          <w:rFonts w:ascii="Avenir Next" w:hAnsi="Avenir Next" w:cs="Avenir Next"/>
+        </w:rPr>
+        <w:t>red, blue, green</w:t>
+      </w:r>
+    </w:p>
+    <w:p>
+      <w:pPr>
+        <w:spacing w:before="0" w:after="40" w:line="400" w:lineRule="exact"/>
+        <w:ind w:left="504"/>
+      </w:pPr>
+      <w:r>
+        <w:rPr>
+          <w:rFonts w:ascii="Avenir Next" w:hAnsi="Avenir Next"/>
+          <w:b/>
+          <w:i w:val="0"/>
+          <w:color w:val="1F2A5A"/>
+          <w:sz w:val="28"/>
+          <w:u w:val="none"/>
+          <w:rFonts w:ascii="Avenir Next" w:hAnsi="Avenir Next" w:cs="Avenir Next"/>
+        </w:rPr>
+        <w:t xml:space="preserve">b)  </w:t>
+      </w:r>
+      <w:r>
+        <w:rPr>
+          <w:rFonts w:ascii="Avenir Next" w:hAnsi="Avenir Next"/>
+          <w:b w:val="0"/>
+          <w:i w:val="0"/>
+          <w:color w:val="1A1D26"/>
+          <w:sz w:val="28"/>
+          <w:u w:val="none"/>
+          <w:rFonts w:ascii="Avenir Next" w:hAnsi="Avenir Next" w:cs="Avenir Next"/>
+        </w:rPr>
+        <w:t>up, down, left, right</w:t>
+      </w:r>
+    </w:p>
+    <w:p>
+      <w:pPr>
+        <w:spacing w:before="0" w:after="40" w:line="400" w:lineRule="exact"/>
+        <w:ind w:left="504"/>
+      </w:pPr>
+      <w:r>
+        <w:rPr>
+          <w:rFonts w:ascii="Avenir Next" w:hAnsi="Avenir Next"/>
+          <w:b/>
+          <w:i w:val="0"/>
+          <w:color w:val="1F2A5A"/>
+          <w:sz w:val="28"/>
+          <w:u w:val="none"/>
+          <w:rFonts w:ascii="Avenir Next" w:hAnsi="Avenir Next" w:cs="Avenir Next"/>
+        </w:rPr>
+        <w:t xml:space="preserve">c)  </w:t>
+      </w:r>
+      <w:r>
+        <w:rPr>
+          <w:rFonts w:ascii="Avenir Next" w:hAnsi="Avenir Next"/>
+          <w:b w:val="0"/>
+          <w:i w:val="0"/>
+          <w:color w:val="1A1D26"/>
+          <w:sz w:val="28"/>
+          <w:u w:val="none"/>
+          <w:rFonts w:ascii="Avenir Next" w:hAnsi="Avenir Next" w:cs="Avenir Next"/>
+        </w:rPr>
+        <w:t>fast, slow</w:t>
+      </w:r>
+    </w:p>
+    <w:p>
+      <w:pPr>
+        <w:spacing w:before="0" w:after="40" w:line="400" w:lineRule="exact"/>
+        <w:ind w:left="504"/>
+      </w:pPr>
+      <w:r>
+        <w:rPr>
+          <w:rFonts w:ascii="Avenir Next" w:hAnsi="Avenir Next"/>
+          <w:b/>
+          <w:i w:val="0"/>
+          <w:color w:val="1F2A5A"/>
+          <w:sz w:val="28"/>
+          <w:u w:val="none"/>
+          <w:rFonts w:ascii="Avenir Next" w:hAnsi="Avenir Next" w:cs="Avenir Next"/>
+        </w:rPr>
+        <w:t xml:space="preserve">d)  </w:t>
+      </w:r>
+      <w:r>
+        <w:rPr>
+          <w:rFonts w:ascii="Avenir Next" w:hAnsi="Avenir Next"/>
+          <w:b w:val="0"/>
+          <w:i w:val="0"/>
+          <w:color w:val="1A1D26"/>
+          <w:sz w:val="28"/>
+          <w:u w:val="none"/>
+          <w:rFonts w:ascii="Avenir Next" w:hAnsi="Avenir Next" w:cs="Avenir Next"/>
+        </w:rPr>
+        <w:t>motion, sound, light, heat, electrical energy</w:t>
+      </w:r>
+    </w:p>
+    <w:p>
+      <w:pPr>
+        <w:pageBreakBefore/>
+        <w:spacing w:before="0" w:after="0" w:line="20" w:lineRule="exact"/>
+      </w:pPr>
+      <w:r>
+        <w:rPr>
+          <w:sz w:val="2"/>
         </w:rPr>
       </w:r>
     </w:p>
     <w:p>
       <w:pPr>
-        <w:spacing w:before="200" w:after="60"/>
+        <w:spacing w:before="120" w:after="60" w:line="400" w:lineRule="exact"/>
       </w:pPr>
       <w:r>
         <w:rPr>
+          <w:rFonts w:ascii="Avenir Next" w:hAnsi="Avenir Next"/>
           <w:b/>
-          <w:color w:val="C05014"/>
-          <w:sz w:val="26"/>
+          <w:i w:val="0"/>
+          <w:color w:val="A67C16"/>
+          <w:sz w:val="29"/>
+          <w:u w:val="none"/>
+          <w:rFonts w:ascii="Avenir Next" w:hAnsi="Avenir Next" w:cs="Avenir Next"/>
         </w:rPr>
-        <w:t>2.</w:t>
+        <w:t xml:space="preserve">5.  </w:t>
+      </w:r>
+      <w:r>
+        <w:rPr>
+          <w:rFonts w:ascii="Avenir Next" w:hAnsi="Avenir Next"/>
+          <w:b/>
+          <w:i w:val="0"/>
+          <w:color w:val="1A1D26"/>
+          <w:sz w:val="29"/>
+          <w:u w:val="none"/>
+          <w:rFonts w:ascii="Avenir Next" w:hAnsi="Avenir Next" w:cs="Avenir Next"/>
+        </w:rPr>
+        <w:t>Fill in the blanks to show the model we use.</w:t>
+      </w:r>
+      <w:r>
+        <w:rPr>
+          <w:rFonts w:ascii="Avenir Next" w:hAnsi="Avenir Next"/>
+          <w:b w:val="0"/>
+          <w:i/>
+          <w:color w:val="4A5268"/>
+          <w:sz w:val="20"/>
+          <w:u w:val="none"/>
+          <w:rFonts w:ascii="Avenir Next" w:hAnsi="Avenir Next" w:cs="Avenir Next"/>
+        </w:rPr>
+        <w:t xml:space="preserve">   (2 pts)</w:t>
       </w:r>
     </w:p>
     <w:p>
       <w:pPr>
-        <w:spacing w:after="80"/>
+        <w:spacing w:before="0" w:after="60"/>
+        <w:ind w:left="504"/>
       </w:pPr>
       <w:r>
         <w:rPr>
+          <w:rFonts w:ascii="Avenir Next" w:hAnsi="Avenir Next"/>
+          <w:b w:val="0"/>
           <w:i w:val="0"/>
-          <w:color w:val="444444"/>
-          <w:sz w:val="24"/>
+          <w:color w:val="1A1D26"/>
+          <w:sz w:val="28"/>
+          <w:u w:val="none"/>
+          <w:rFonts w:ascii="Avenir Next" w:hAnsi="Avenir Next" w:cs="Avenir Next"/>
         </w:rPr>
-        <w:t>When you see a change, that change is ______ that energy is present.</w:t>
+        <w:t>Word bank:   evidence      change</w:t>
       </w:r>
     </w:p>
     <w:p>
       <w:pPr>
-        <w:spacing w:after="40"/>
+        <w:spacing w:before="80" w:after="120" w:line="600" w:lineRule="exact"/>
+        <w:ind w:left="504"/>
       </w:pPr>
       <w:r>
         <w:rPr>
+          <w:rFonts w:ascii="Avenir Next" w:hAnsi="Avenir Next"/>
+          <w:b/>
           <w:i w:val="0"/>
-          <w:color w:val="444444"/>
-          <w:sz w:val="24"/>
+          <w:color w:val="1F2A5A"/>
+          <w:sz w:val="29"/>
+          <w:u w:val="none"/>
+          <w:rFonts w:ascii="Avenir Next" w:hAnsi="Avenir Next" w:cs="Avenir Next"/>
         </w:rPr>
-        <w:t>a) not important      b) evidence      c) impossible      d) a guess</w:t>
+        <w:t xml:space="preserve">ENERGY  →  </w:t>
+      </w:r>
+      <w:r>
+        <w:rPr>
+          <w:rFonts w:ascii="Avenir Next" w:hAnsi="Avenir Next"/>
+          <w:b w:val="0"/>
+          <w:i w:val="0"/>
+          <w:color w:val="1A1D26"/>
+          <w:sz w:val="29"/>
+          <w:u w:val="single"/>
+          <w:rFonts w:ascii="Avenir Next" w:hAnsi="Avenir Next" w:cs="Avenir Next"/>
+        </w:rPr>
+        <w:t>____________</w:t>
+      </w:r>
+      <w:r>
+        <w:rPr>
+          <w:rFonts w:ascii="Avenir Next" w:hAnsi="Avenir Next"/>
+          <w:b/>
+          <w:i w:val="0"/>
+          <w:color w:val="1F2A5A"/>
+          <w:sz w:val="29"/>
+          <w:u w:val="none"/>
+          <w:rFonts w:ascii="Avenir Next" w:hAnsi="Avenir Next" w:cs="Avenir Next"/>
+        </w:rPr>
+        <w:t xml:space="preserve">  →  </w:t>
+      </w:r>
+      <w:r>
+        <w:rPr>
+          <w:rFonts w:ascii="Avenir Next" w:hAnsi="Avenir Next"/>
+          <w:b w:val="0"/>
+          <w:i w:val="0"/>
+          <w:color w:val="1A1D26"/>
+          <w:sz w:val="29"/>
+          <w:u w:val="single"/>
+          <w:rFonts w:ascii="Avenir Next" w:hAnsi="Avenir Next" w:cs="Avenir Next"/>
+        </w:rPr>
+        <w:t>____________</w:t>
       </w:r>
     </w:p>
     <w:p>
       <w:pPr>
-        <w:spacing w:after="120"/>
+        <w:spacing w:before="120" w:after="60" w:line="400" w:lineRule="exact"/>
       </w:pPr>
       <w:r>
         <w:rPr>
+          <w:rFonts w:ascii="Avenir Next" w:hAnsi="Avenir Next"/>
+          <w:b/>
           <w:i w:val="0"/>
-          <w:color w:val="444444"/>
-          <w:sz w:val="22"/>
+          <w:color w:val="A67C16"/>
+          <w:sz w:val="29"/>
+          <w:u w:val="none"/>
+          <w:rFonts w:ascii="Avenir Next" w:hAnsi="Avenir Next" w:cs="Avenir Next"/>
         </w:rPr>
+        <w:t xml:space="preserve">6.  </w:t>
+      </w:r>
+      <w:r>
+        <w:rPr>
+          <w:rFonts w:ascii="Avenir Next" w:hAnsi="Avenir Next"/>
+          <w:b/>
+          <w:i w:val="0"/>
+          <w:color w:val="1A1D26"/>
+          <w:sz w:val="29"/>
+          <w:u w:val="none"/>
+          <w:rFonts w:ascii="Avenir Next" w:hAnsi="Avenir Next" w:cs="Avenir Next"/>
+        </w:rPr>
+        <w:t>A battery is sitting still in a flashlight that is switched off. Does the battery have energy? Explain.</w:t>
+      </w:r>
+      <w:r>
+        <w:rPr>
+          <w:rFonts w:ascii="Avenir Next" w:hAnsi="Avenir Next"/>
+          <w:b w:val="0"/>
+          <w:i/>
+          <w:color w:val="4A5268"/>
+          <w:sz w:val="20"/>
+          <w:u w:val="none"/>
+          <w:rFonts w:ascii="Avenir Next" w:hAnsi="Avenir Next" w:cs="Avenir Next"/>
+        </w:rPr>
+        <w:t xml:space="preserve">   (2 pts)</w:t>
+      </w:r>
+    </w:p>
+    <w:tbl>
+      <w:tblPr>
+        <w:tblW w:type="auto" w:w="0"/>
+        <w:tblLook w:firstColumn="1" w:firstRow="1" w:lastColumn="0" w:lastRow="0" w:noHBand="0" w:noVBand="1" w:val="04A0"/>
+        <w:tblBorders>
+          <w:top w:val="none"/>
+          <w:left w:val="none"/>
+          <w:bottom w:val="none"/>
+          <w:right w:val="none"/>
+          <w:insideH w:val="none"/>
+          <w:insideV w:val="none"/>
+        </w:tblBorders>
+      </w:tblPr>
+      <w:tblGrid>
+        <w:gridCol w:w="10656"/>
+      </w:tblGrid>
+      <w:tr>
+        <w:trPr>
+          <w:trHeight w:val="560" w:hRule="exact"/>
+        </w:trPr>
+        <w:tc>
+          <w:tcPr>
+            <w:tcW w:type="dxa" w:w="10656"/>
+            <w:tcMar>
+              <w:top w:w="0" w:type="dxa"/>
+              <w:left w:w="0" w:type="dxa"/>
+              <w:bottom w:w="0" w:type="dxa"/>
+              <w:right w:w="0" w:type="dxa"/>
+            </w:tcMar>
+            <w:tcBorders>
+              <w:bottom w:val="single" w:sz="8" w:color="1A1D26"/>
+            </w:tcBorders>
+          </w:tcPr>
+          <w:p>
+            <w:pPr>
+              <w:spacing w:before="0" w:after="0" w:line="40" w:lineRule="exact"/>
+            </w:pPr>
+            <w:r>
+              <w:rPr>
+                <w:rFonts w:ascii="Avenir Next" w:hAnsi="Avenir Next"/>
+                <w:b w:val="0"/>
+                <w:i w:val="0"/>
+                <w:color w:val="1A1D26"/>
+                <w:sz w:val="4"/>
+                <w:u w:val="none"/>
+                <w:rFonts w:ascii="Avenir Next" w:hAnsi="Avenir Next" w:cs="Avenir Next"/>
+              </w:rPr>
+            </w:r>
+          </w:p>
+        </w:tc>
+      </w:tr>
+      <w:tr>
+        <w:trPr>
+          <w:trHeight w:val="560" w:hRule="exact"/>
+        </w:trPr>
+        <w:tc>
+          <w:tcPr>
+            <w:tcW w:type="dxa" w:w="10656"/>
+            <w:tcMar>
+              <w:top w:w="0" w:type="dxa"/>
+              <w:left w:w="0" w:type="dxa"/>
+              <w:bottom w:w="0" w:type="dxa"/>
+              <w:right w:w="0" w:type="dxa"/>
+            </w:tcMar>
+            <w:tcBorders>
+              <w:bottom w:val="single" w:sz="8" w:color="1A1D26"/>
+            </w:tcBorders>
+          </w:tcPr>
+          <w:p>
+            <w:pPr>
+              <w:spacing w:before="0" w:after="0" w:line="40" w:lineRule="exact"/>
+            </w:pPr>
+            <w:r>
+              <w:rPr>
+                <w:rFonts w:ascii="Avenir Next" w:hAnsi="Avenir Next"/>
+                <w:b w:val="0"/>
+                <w:i w:val="0"/>
+                <w:color w:val="1A1D26"/>
+                <w:sz w:val="4"/>
+                <w:u w:val="none"/>
+                <w:rFonts w:ascii="Avenir Next" w:hAnsi="Avenir Next" w:cs="Avenir Next"/>
+              </w:rPr>
+            </w:r>
+          </w:p>
+        </w:tc>
+      </w:tr>
+      <w:tr>
+        <w:trPr>
+          <w:trHeight w:val="560" w:hRule="exact"/>
+        </w:trPr>
+        <w:tc>
+          <w:tcPr>
+            <w:tcW w:type="dxa" w:w="10656"/>
+            <w:tcMar>
+              <w:top w:w="0" w:type="dxa"/>
+              <w:left w:w="0" w:type="dxa"/>
+              <w:bottom w:w="0" w:type="dxa"/>
+              <w:right w:w="0" w:type="dxa"/>
+            </w:tcMar>
+            <w:tcBorders>
+              <w:bottom w:val="single" w:sz="8" w:color="1A1D26"/>
+            </w:tcBorders>
+          </w:tcPr>
+          <w:p>
+            <w:pPr>
+              <w:spacing w:before="0" w:after="0" w:line="40" w:lineRule="exact"/>
+            </w:pPr>
+            <w:r>
+              <w:rPr>
+                <w:rFonts w:ascii="Avenir Next" w:hAnsi="Avenir Next"/>
+                <w:b w:val="0"/>
+                <w:i w:val="0"/>
+                <w:color w:val="1A1D26"/>
+                <w:sz w:val="4"/>
+                <w:u w:val="none"/>
+                <w:rFonts w:ascii="Avenir Next" w:hAnsi="Avenir Next" w:cs="Avenir Next"/>
+              </w:rPr>
+            </w:r>
+          </w:p>
+        </w:tc>
+      </w:tr>
+    </w:tbl>
+    <w:p>
+      <w:pPr>
+        <w:spacing w:before="120" w:after="60" w:line="400" w:lineRule="exact"/>
+      </w:pPr>
+      <w:r>
+        <w:rPr>
+          <w:rFonts w:ascii="Avenir Next" w:hAnsi="Avenir Next"/>
+          <w:b/>
+          <w:i w:val="0"/>
+          <w:color w:val="A67C16"/>
+          <w:sz w:val="29"/>
+          <w:u w:val="none"/>
+          <w:rFonts w:ascii="Avenir Next" w:hAnsi="Avenir Next" w:cs="Avenir Next"/>
+        </w:rPr>
+        <w:t xml:space="preserve">7.  </w:t>
+      </w:r>
+      <w:r>
+        <w:rPr>
+          <w:rFonts w:ascii="Avenir Next" w:hAnsi="Avenir Next"/>
+          <w:b/>
+          <w:i w:val="0"/>
+          <w:color w:val="1A1D26"/>
+          <w:sz w:val="29"/>
+          <w:u w:val="none"/>
+          <w:rFonts w:ascii="Avenir Next" w:hAnsi="Avenir Next" w:cs="Avenir Next"/>
+        </w:rPr>
+        <w:t>A book is held up high above the floor. It is not moving. The book …</w:t>
+      </w:r>
+      <w:r>
+        <w:rPr>
+          <w:rFonts w:ascii="Avenir Next" w:hAnsi="Avenir Next"/>
+          <w:b w:val="0"/>
+          <w:i/>
+          <w:color w:val="4A5268"/>
+          <w:sz w:val="20"/>
+          <w:u w:val="none"/>
+          <w:rFonts w:ascii="Avenir Next" w:hAnsi="Avenir Next" w:cs="Avenir Next"/>
+        </w:rPr>
+        <w:t xml:space="preserve">   (1 pt)</w:t>
       </w:r>
     </w:p>
     <w:p>
       <w:pPr>
-        <w:spacing w:before="200" w:after="60"/>
+        <w:spacing w:before="0" w:after="40" w:line="400" w:lineRule="exact"/>
+        <w:ind w:left="504"/>
       </w:pPr>
       <w:r>
         <w:rPr>
+          <w:rFonts w:ascii="Avenir Next" w:hAnsi="Avenir Next"/>
           <w:b/>
-          <w:color w:val="C05014"/>
-          <w:sz w:val="26"/>
+          <w:i w:val="0"/>
+          <w:color w:val="1F2A5A"/>
+          <w:sz w:val="28"/>
+          <w:u w:val="none"/>
+          <w:rFonts w:ascii="Avenir Next" w:hAnsi="Avenir Next" w:cs="Avenir Next"/>
         </w:rPr>
-        <w:t>3.</w:t>
+        <w:t xml:space="preserve">a)  </w:t>
+      </w:r>
+      <w:r>
+        <w:rPr>
+          <w:rFonts w:ascii="Avenir Next" w:hAnsi="Avenir Next"/>
+          <w:b w:val="0"/>
+          <w:i w:val="0"/>
+          <w:color w:val="1A1D26"/>
+          <w:sz w:val="28"/>
+          <w:u w:val="none"/>
+          <w:rFonts w:ascii="Avenir Next" w:hAnsi="Avenir Next" w:cs="Avenir Next"/>
+        </w:rPr>
+        <w:t>has stored energy</w:t>
       </w:r>
     </w:p>
     <w:p>
       <w:pPr>
-        <w:spacing w:after="80"/>
+        <w:spacing w:before="0" w:after="40" w:line="400" w:lineRule="exact"/>
+        <w:ind w:left="504"/>
       </w:pPr>
       <w:r>
         <w:rPr>
+          <w:rFonts w:ascii="Avenir Next" w:hAnsi="Avenir Next"/>
+          <w:b/>
           <w:i w:val="0"/>
-          <w:color w:val="444444"/>
-          <w:sz w:val="24"/>
+          <w:color w:val="1F2A5A"/>
+          <w:sz w:val="28"/>
+          <w:u w:val="none"/>
+          <w:rFonts w:ascii="Avenir Next" w:hAnsi="Avenir Next" w:cs="Avenir Next"/>
         </w:rPr>
-        <w:t>A student pushes a toy car and it rolls across the floor.</w:t>
+        <w:t xml:space="preserve">b)  </w:t>
+      </w:r>
+      <w:r>
+        <w:rPr>
+          <w:rFonts w:ascii="Avenir Next" w:hAnsi="Avenir Next"/>
+          <w:b w:val="0"/>
+          <w:i w:val="0"/>
+          <w:color w:val="1A1D26"/>
+          <w:sz w:val="28"/>
+          <w:u w:val="none"/>
+          <w:rFonts w:ascii="Avenir Next" w:hAnsi="Avenir Next" w:cs="Avenir Next"/>
+        </w:rPr>
+        <w:t>has no energy</w:t>
       </w:r>
     </w:p>
     <w:p>
       <w:pPr>
-        <w:spacing w:after="40"/>
+        <w:spacing w:before="0" w:after="40" w:line="400" w:lineRule="exact"/>
+        <w:ind w:left="504"/>
       </w:pPr>
       <w:r>
         <w:rPr>
+          <w:rFonts w:ascii="Avenir Next" w:hAnsi="Avenir Next"/>
+          <w:b/>
           <w:i w:val="0"/>
-          <w:color w:val="444444"/>
-          <w:sz w:val="24"/>
+          <w:color w:val="1F2A5A"/>
+          <w:sz w:val="28"/>
+          <w:u w:val="none"/>
+          <w:rFonts w:ascii="Avenir Next" w:hAnsi="Avenir Next" w:cs="Avenir Next"/>
         </w:rPr>
-        <w:t>What changed?</w:t>
+        <w:t xml:space="preserve">c)  </w:t>
+      </w:r>
+      <w:r>
+        <w:rPr>
+          <w:rFonts w:ascii="Avenir Next" w:hAnsi="Avenir Next"/>
+          <w:b w:val="0"/>
+          <w:i w:val="0"/>
+          <w:color w:val="1A1D26"/>
+          <w:sz w:val="28"/>
+          <w:u w:val="none"/>
+          <w:rFonts w:ascii="Avenir Next" w:hAnsi="Avenir Next" w:cs="Avenir Next"/>
+        </w:rPr>
+        <w:t>is moving</w:t>
       </w:r>
     </w:p>
     <w:p>
       <w:pPr>
-        <w:spacing w:before="40" w:after="120"/>
-        <w:pBdr>
-          <w:bottom w:val="single" w:sz="6" w:space="1" w:color="999999"/>
-        </w:pBdr>
-      </w:pPr>
-    </w:p>
-    <w:p>
-      <w:pPr>
-        <w:spacing w:after="40"/>
+        <w:spacing w:before="0" w:after="40" w:line="400" w:lineRule="exact"/>
+        <w:ind w:left="504"/>
       </w:pPr>
       <w:r>
         <w:rPr>
+          <w:rFonts w:ascii="Avenir Next" w:hAnsi="Avenir Next"/>
+          <w:b/>
           <w:i w:val="0"/>
-          <w:color w:val="444444"/>
-          <w:sz w:val="24"/>
+          <w:color w:val="1F2A5A"/>
+          <w:sz w:val="28"/>
+          <w:u w:val="none"/>
+          <w:rFonts w:ascii="Avenir Next" w:hAnsi="Avenir Next" w:cs="Avenir Next"/>
         </w:rPr>
-        <w:t>What form of energy caused it?</w:t>
+        <w:t xml:space="preserve">d)  </w:t>
+      </w:r>
+      <w:r>
+        <w:rPr>
+          <w:rFonts w:ascii="Avenir Next" w:hAnsi="Avenir Next"/>
+          <w:b w:val="0"/>
+          <w:i w:val="0"/>
+          <w:color w:val="1A1D26"/>
+          <w:sz w:val="28"/>
+          <w:u w:val="none"/>
+          <w:rFonts w:ascii="Avenir Next" w:hAnsi="Avenir Next" w:cs="Avenir Next"/>
+        </w:rPr>
+        <w:t>is lighter</w:t>
       </w:r>
     </w:p>
     <w:p>
       <w:pPr>
-        <w:spacing w:before="40" w:after="120"/>
-        <w:pBdr>
-          <w:bottom w:val="single" w:sz="6" w:space="1" w:color="999999"/>
-        </w:pBdr>
-      </w:pPr>
-    </w:p>
-    <w:p>
-      <w:pPr>
-        <w:spacing w:before="200" w:after="60"/>
+        <w:spacing w:before="120" w:after="60" w:line="400" w:lineRule="exact"/>
       </w:pPr>
       <w:r>
         <w:rPr>
+          <w:rFonts w:ascii="Avenir Next" w:hAnsi="Avenir Next"/>
           <w:b/>
-          <w:color w:val="C05014"/>
-          <w:sz w:val="26"/>
+          <w:i w:val="0"/>
+          <w:color w:val="A67C16"/>
+          <w:sz w:val="29"/>
+          <w:u w:val="none"/>
+          <w:rFonts w:ascii="Avenir Next" w:hAnsi="Avenir Next" w:cs="Avenir Next"/>
         </w:rPr>
-        <w:t>4.</w:t>
+        <w:t xml:space="preserve">8.  </w:t>
+      </w:r>
+      <w:r>
+        <w:rPr>
+          <w:rFonts w:ascii="Avenir Next" w:hAnsi="Avenir Next"/>
+          <w:b/>
+          <w:i w:val="0"/>
+          <w:color w:val="1A1D26"/>
+          <w:sz w:val="29"/>
+          <w:u w:val="none"/>
+          <w:rFonts w:ascii="Avenir Next" w:hAnsi="Avenir Next" w:cs="Avenir Next"/>
+        </w:rPr>
+        <w:t>A student flips a switch and the light bulb turns on. Is this evidence of energy? Explain. Use the word “change.”</w:t>
+      </w:r>
+      <w:r>
+        <w:rPr>
+          <w:rFonts w:ascii="Avenir Next" w:hAnsi="Avenir Next"/>
+          <w:b w:val="0"/>
+          <w:i/>
+          <w:color w:val="4A5268"/>
+          <w:sz w:val="20"/>
+          <w:u w:val="none"/>
+          <w:rFonts w:ascii="Avenir Next" w:hAnsi="Avenir Next" w:cs="Avenir Next"/>
+        </w:rPr>
+        <w:t xml:space="preserve">   (3 pts)</w:t>
       </w:r>
     </w:p>
+    <w:tbl>
+      <w:tblPr>
+        <w:tblW w:type="auto" w:w="0"/>
+        <w:tblLook w:firstColumn="1" w:firstRow="1" w:lastColumn="0" w:lastRow="0" w:noHBand="0" w:noVBand="1" w:val="04A0"/>
+        <w:tblBorders>
+          <w:top w:val="none"/>
+          <w:left w:val="none"/>
+          <w:bottom w:val="none"/>
+          <w:right w:val="none"/>
+          <w:insideH w:val="none"/>
+          <w:insideV w:val="none"/>
+        </w:tblBorders>
+      </w:tblPr>
+      <w:tblGrid>
+        <w:gridCol w:w="10656"/>
+      </w:tblGrid>
+      <w:tr>
+        <w:trPr>
+          <w:trHeight w:val="560" w:hRule="exact"/>
+        </w:trPr>
+        <w:tc>
+          <w:tcPr>
+            <w:tcW w:type="dxa" w:w="10656"/>
+            <w:tcMar>
+              <w:top w:w="0" w:type="dxa"/>
+              <w:left w:w="0" w:type="dxa"/>
+              <w:bottom w:w="0" w:type="dxa"/>
+              <w:right w:w="0" w:type="dxa"/>
+            </w:tcMar>
+            <w:tcBorders>
+              <w:bottom w:val="single" w:sz="8" w:color="1A1D26"/>
+            </w:tcBorders>
+          </w:tcPr>
+          <w:p>
+            <w:pPr>
+              <w:spacing w:before="0" w:after="0" w:line="40" w:lineRule="exact"/>
+            </w:pPr>
+            <w:r>
+              <w:rPr>
+                <w:rFonts w:ascii="Avenir Next" w:hAnsi="Avenir Next"/>
+                <w:b w:val="0"/>
+                <w:i w:val="0"/>
+                <w:color w:val="1A1D26"/>
+                <w:sz w:val="4"/>
+                <w:u w:val="none"/>
+                <w:rFonts w:ascii="Avenir Next" w:hAnsi="Avenir Next" w:cs="Avenir Next"/>
+              </w:rPr>
+            </w:r>
+          </w:p>
+        </w:tc>
+      </w:tr>
+      <w:tr>
+        <w:trPr>
+          <w:trHeight w:val="560" w:hRule="exact"/>
+        </w:trPr>
+        <w:tc>
+          <w:tcPr>
+            <w:tcW w:type="dxa" w:w="10656"/>
+            <w:tcMar>
+              <w:top w:w="0" w:type="dxa"/>
+              <w:left w:w="0" w:type="dxa"/>
+              <w:bottom w:w="0" w:type="dxa"/>
+              <w:right w:w="0" w:type="dxa"/>
+            </w:tcMar>
+            <w:tcBorders>
+              <w:bottom w:val="single" w:sz="8" w:color="1A1D26"/>
+            </w:tcBorders>
+          </w:tcPr>
+          <w:p>
+            <w:pPr>
+              <w:spacing w:before="0" w:after="0" w:line="40" w:lineRule="exact"/>
+            </w:pPr>
+            <w:r>
+              <w:rPr>
+                <w:rFonts w:ascii="Avenir Next" w:hAnsi="Avenir Next"/>
+                <w:b w:val="0"/>
+                <w:i w:val="0"/>
+                <w:color w:val="1A1D26"/>
+                <w:sz w:val="4"/>
+                <w:u w:val="none"/>
+                <w:rFonts w:ascii="Avenir Next" w:hAnsi="Avenir Next" w:cs="Avenir Next"/>
+              </w:rPr>
+            </w:r>
+          </w:p>
+        </w:tc>
+      </w:tr>
+      <w:tr>
+        <w:trPr>
+          <w:trHeight w:val="560" w:hRule="exact"/>
+        </w:trPr>
+        <w:tc>
+          <w:tcPr>
+            <w:tcW w:type="dxa" w:w="10656"/>
+            <w:tcMar>
+              <w:top w:w="0" w:type="dxa"/>
+              <w:left w:w="0" w:type="dxa"/>
+              <w:bottom w:w="0" w:type="dxa"/>
+              <w:right w:w="0" w:type="dxa"/>
+            </w:tcMar>
+            <w:tcBorders>
+              <w:bottom w:val="single" w:sz="8" w:color="1A1D26"/>
+            </w:tcBorders>
+          </w:tcPr>
+          <w:p>
+            <w:pPr>
+              <w:spacing w:before="0" w:after="0" w:line="40" w:lineRule="exact"/>
+            </w:pPr>
+            <w:r>
+              <w:rPr>
+                <w:rFonts w:ascii="Avenir Next" w:hAnsi="Avenir Next"/>
+                <w:b w:val="0"/>
+                <w:i w:val="0"/>
+                <w:color w:val="1A1D26"/>
+                <w:sz w:val="4"/>
+                <w:u w:val="none"/>
+                <w:rFonts w:ascii="Avenir Next" w:hAnsi="Avenir Next" w:cs="Avenir Next"/>
+              </w:rPr>
+            </w:r>
+          </w:p>
+        </w:tc>
+      </w:tr>
+    </w:tbl>
     <w:p>
       <w:pPr>
-        <w:spacing w:after="80"/>
+        <w:spacing w:before="120" w:after="60" w:line="400" w:lineRule="exact"/>
       </w:pPr>
       <w:r>
         <w:rPr>
+          <w:rFonts w:ascii="Avenir Next" w:hAnsi="Avenir Next"/>
+          <w:b/>
           <w:i w:val="0"/>
-          <w:color w:val="444444"/>
-          <w:sz w:val="24"/>
+          <w:color w:val="A67C16"/>
+          <w:sz w:val="29"/>
+          <w:u w:val="none"/>
+          <w:rFonts w:ascii="Avenir Next" w:hAnsi="Avenir Next" w:cs="Avenir Next"/>
         </w:rPr>
-        <w:t>Which list names forms of energy?</w:t>
+        <w:t xml:space="preserve">9.  </w:t>
+      </w:r>
+      <w:r>
+        <w:rPr>
+          <w:rFonts w:ascii="Avenir Next" w:hAnsi="Avenir Next"/>
+          <w:b/>
+          <w:i w:val="0"/>
+          <w:color w:val="1A1D26"/>
+          <w:sz w:val="29"/>
+          <w:u w:val="none"/>
+          <w:rFonts w:ascii="Avenir Next" w:hAnsi="Avenir Next" w:cs="Avenir Next"/>
+        </w:rPr>
+        <w:t>Circle YES or NO: is it evidence that energy caused a change?</w:t>
+      </w:r>
+      <w:r>
+        <w:rPr>
+          <w:rFonts w:ascii="Avenir Next" w:hAnsi="Avenir Next"/>
+          <w:b w:val="0"/>
+          <w:i/>
+          <w:color w:val="4A5268"/>
+          <w:sz w:val="20"/>
+          <w:u w:val="none"/>
+          <w:rFonts w:ascii="Avenir Next" w:hAnsi="Avenir Next" w:cs="Avenir Next"/>
+        </w:rPr>
+        <w:t xml:space="preserve">   (3 pts)</w:t>
       </w:r>
     </w:p>
+    <w:tbl>
+      <w:tblPr>
+        <w:tblW w:type="auto" w:w="0"/>
+        <w:tblLook w:firstColumn="1" w:firstRow="1" w:lastColumn="0" w:lastRow="0" w:noHBand="0" w:noVBand="1" w:val="04A0"/>
+        <w:tblBorders>
+          <w:top w:val="none"/>
+          <w:left w:val="none"/>
+          <w:bottom w:val="none"/>
+          <w:right w:val="none"/>
+          <w:insideH w:val="none"/>
+          <w:insideV w:val="none"/>
+        </w:tblBorders>
+      </w:tblPr>
+      <w:tblGrid>
+        <w:gridCol w:w="5328"/>
+        <w:gridCol w:w="5328"/>
+      </w:tblGrid>
+      <w:tr>
+        <w:trPr>
+          <w:trHeight w:val="440" w:hRule="atLeast"/>
+        </w:trPr>
+        <w:tc>
+          <w:tcPr>
+            <w:tcW w:type="dxa" w:w="7776"/>
+            <w:tcMar>
+              <w:top w:w="40" w:type="dxa"/>
+              <w:left w:w="80" w:type="dxa"/>
+              <w:bottom w:w="40" w:type="dxa"/>
+              <w:right w:w="80" w:type="dxa"/>
+            </w:tcMar>
+            <w:shd w:val="clear" w:color="auto" w:fill="1F2A5A"/>
+            <w:vAlign w:val="center"/>
+          </w:tcPr>
+          <w:p>
+            <w:r>
+              <w:rPr>
+                <w:rFonts w:ascii="Avenir Next" w:hAnsi="Avenir Next"/>
+                <w:b/>
+                <w:i w:val="0"/>
+                <w:color w:val="FFFFFF"/>
+                <w:sz w:val="24"/>
+                <w:u w:val="none"/>
+                <w:rFonts w:ascii="Avenir Next" w:hAnsi="Avenir Next" w:cs="Avenir Next"/>
+              </w:rPr>
+              <w:t>STATEMENT</w:t>
+            </w:r>
+          </w:p>
+        </w:tc>
+        <w:tc>
+          <w:tcPr>
+            <w:tcW w:type="dxa" w:w="2880"/>
+            <w:tcMar>
+              <w:top w:w="40" w:type="dxa"/>
+              <w:left w:w="80" w:type="dxa"/>
+              <w:bottom w:w="40" w:type="dxa"/>
+              <w:right w:w="80" w:type="dxa"/>
+            </w:tcMar>
+            <w:shd w:val="clear" w:color="auto" w:fill="1F2A5A"/>
+            <w:vAlign w:val="center"/>
+          </w:tcPr>
+          <w:p>
+            <w:r>
+              <w:rPr>
+                <w:rFonts w:ascii="Avenir Next" w:hAnsi="Avenir Next"/>
+                <w:b/>
+                <w:i w:val="0"/>
+                <w:color w:val="FFFFFF"/>
+                <w:sz w:val="24"/>
+                <w:u w:val="none"/>
+                <w:rFonts w:ascii="Avenir Next" w:hAnsi="Avenir Next" w:cs="Avenir Next"/>
+              </w:rPr>
+              <w:t>CIRCLE ONE</w:t>
+            </w:r>
+          </w:p>
+        </w:tc>
+      </w:tr>
+      <w:tr>
+        <w:trPr>
+          <w:trHeight w:val="560" w:hRule="atLeast"/>
+        </w:trPr>
+        <w:tc>
+          <w:tcPr>
+            <w:tcW w:type="dxa" w:w="7776"/>
+            <w:tcMar>
+              <w:top w:w="40" w:type="dxa"/>
+              <w:left w:w="80" w:type="dxa"/>
+              <w:bottom w:w="40" w:type="dxa"/>
+              <w:right w:w="80" w:type="dxa"/>
+            </w:tcMar>
+            <w:vAlign w:val="center"/>
+            <w:tcBorders>
+              <w:bottom w:val="single" w:sz="8" w:color="1A1D26"/>
+            </w:tcBorders>
+          </w:tcPr>
+          <w:p>
+            <w:r>
+              <w:rPr>
+                <w:rFonts w:ascii="Avenir Next" w:hAnsi="Avenir Next"/>
+                <w:b w:val="0"/>
+                <w:i w:val="0"/>
+                <w:color w:val="1A1D26"/>
+                <w:sz w:val="28"/>
+                <w:u w:val="none"/>
+                <w:rFonts w:ascii="Avenir Next" w:hAnsi="Avenir Next" w:cs="Avenir Next"/>
+              </w:rPr>
+              <w:t>a)  The flag waved when the wind blew.</w:t>
+            </w:r>
+          </w:p>
+        </w:tc>
+        <w:tc>
+          <w:tcPr>
+            <w:tcW w:type="dxa" w:w="2880"/>
+            <w:tcMar>
+              <w:top w:w="40" w:type="dxa"/>
+              <w:left w:w="80" w:type="dxa"/>
+              <w:bottom w:w="40" w:type="dxa"/>
+              <w:right w:w="80" w:type="dxa"/>
+            </w:tcMar>
+            <w:vAlign w:val="center"/>
+            <w:tcBorders>
+              <w:bottom w:val="single" w:sz="8" w:color="1A1D26"/>
+            </w:tcBorders>
+          </w:tcPr>
+          <w:p>
+            <w:pPr>
+              <w:jc w:val="center"/>
+            </w:pPr>
+            <w:r>
+              <w:rPr>
+                <w:rFonts w:ascii="Avenir Next" w:hAnsi="Avenir Next"/>
+                <w:b/>
+                <w:i w:val="0"/>
+                <w:color w:val="1F2A5A"/>
+                <w:sz w:val="28"/>
+                <w:u w:val="none"/>
+                <w:rFonts w:ascii="Avenir Next" w:hAnsi="Avenir Next" w:cs="Avenir Next"/>
+              </w:rPr>
+              <w:t>YES</w:t>
+            </w:r>
+            <w:r>
+              <w:rPr>
+                <w:rFonts w:ascii="Avenir Next" w:hAnsi="Avenir Next"/>
+                <w:b/>
+                <w:i w:val="0"/>
+                <w:color w:val="1F2A5A"/>
+                <w:sz w:val="28"/>
+                <w:u w:val="none"/>
+                <w:rFonts w:ascii="Avenir Next" w:hAnsi="Avenir Next" w:cs="Avenir Next"/>
+              </w:rPr>
+              <w:t xml:space="preserve">     NO</w:t>
+            </w:r>
+          </w:p>
+        </w:tc>
+      </w:tr>
+      <w:tr>
+        <w:trPr>
+          <w:trHeight w:val="560" w:hRule="atLeast"/>
+        </w:trPr>
+        <w:tc>
+          <w:tcPr>
+            <w:tcW w:type="dxa" w:w="7776"/>
+            <w:tcMar>
+              <w:top w:w="40" w:type="dxa"/>
+              <w:left w:w="80" w:type="dxa"/>
+              <w:bottom w:w="40" w:type="dxa"/>
+              <w:right w:w="80" w:type="dxa"/>
+            </w:tcMar>
+            <w:vAlign w:val="center"/>
+            <w:tcBorders>
+              <w:bottom w:val="single" w:sz="8" w:color="1A1D26"/>
+            </w:tcBorders>
+          </w:tcPr>
+          <w:p>
+            <w:r>
+              <w:rPr>
+                <w:rFonts w:ascii="Avenir Next" w:hAnsi="Avenir Next"/>
+                <w:b w:val="0"/>
+                <w:i w:val="0"/>
+                <w:color w:val="1A1D26"/>
+                <w:sz w:val="28"/>
+                <w:u w:val="none"/>
+                <w:rFonts w:ascii="Avenir Next" w:hAnsi="Avenir Next" w:cs="Avenir Next"/>
+              </w:rPr>
+              <w:t>b)  The desk is brown.</w:t>
+            </w:r>
+          </w:p>
+        </w:tc>
+        <w:tc>
+          <w:tcPr>
+            <w:tcW w:type="dxa" w:w="2880"/>
+            <w:tcMar>
+              <w:top w:w="40" w:type="dxa"/>
+              <w:left w:w="80" w:type="dxa"/>
+              <w:bottom w:w="40" w:type="dxa"/>
+              <w:right w:w="80" w:type="dxa"/>
+            </w:tcMar>
+            <w:vAlign w:val="center"/>
+            <w:tcBorders>
+              <w:bottom w:val="single" w:sz="8" w:color="1A1D26"/>
+            </w:tcBorders>
+          </w:tcPr>
+          <w:p>
+            <w:pPr>
+              <w:jc w:val="center"/>
+            </w:pPr>
+            <w:r>
+              <w:rPr>
+                <w:rFonts w:ascii="Avenir Next" w:hAnsi="Avenir Next"/>
+                <w:b/>
+                <w:i w:val="0"/>
+                <w:color w:val="1F2A5A"/>
+                <w:sz w:val="28"/>
+                <w:u w:val="none"/>
+                <w:rFonts w:ascii="Avenir Next" w:hAnsi="Avenir Next" w:cs="Avenir Next"/>
+              </w:rPr>
+              <w:t>YES</w:t>
+            </w:r>
+            <w:r>
+              <w:rPr>
+                <w:rFonts w:ascii="Avenir Next" w:hAnsi="Avenir Next"/>
+                <w:b/>
+                <w:i w:val="0"/>
+                <w:color w:val="1F2A5A"/>
+                <w:sz w:val="28"/>
+                <w:u w:val="none"/>
+                <w:rFonts w:ascii="Avenir Next" w:hAnsi="Avenir Next" w:cs="Avenir Next"/>
+              </w:rPr>
+              <w:t xml:space="preserve">     NO</w:t>
+            </w:r>
+          </w:p>
+        </w:tc>
+      </w:tr>
+      <w:tr>
+        <w:trPr>
+          <w:trHeight w:val="560" w:hRule="atLeast"/>
+        </w:trPr>
+        <w:tc>
+          <w:tcPr>
+            <w:tcW w:type="dxa" w:w="7776"/>
+            <w:tcMar>
+              <w:top w:w="40" w:type="dxa"/>
+              <w:left w:w="80" w:type="dxa"/>
+              <w:bottom w:w="40" w:type="dxa"/>
+              <w:right w:w="80" w:type="dxa"/>
+            </w:tcMar>
+            <w:vAlign w:val="center"/>
+            <w:tcBorders>
+              <w:bottom w:val="single" w:sz="8" w:color="1A1D26"/>
+            </w:tcBorders>
+          </w:tcPr>
+          <w:p>
+            <w:r>
+              <w:rPr>
+                <w:rFonts w:ascii="Avenir Next" w:hAnsi="Avenir Next"/>
+                <w:b w:val="0"/>
+                <w:i w:val="0"/>
+                <w:color w:val="1A1D26"/>
+                <w:sz w:val="28"/>
+                <w:u w:val="none"/>
+                <w:rFonts w:ascii="Avenir Next" w:hAnsi="Avenir Next" w:cs="Avenir Next"/>
+              </w:rPr>
+              <w:t>c)  The music got louder.</w:t>
+            </w:r>
+          </w:p>
+        </w:tc>
+        <w:tc>
+          <w:tcPr>
+            <w:tcW w:type="dxa" w:w="2880"/>
+            <w:tcMar>
+              <w:top w:w="40" w:type="dxa"/>
+              <w:left w:w="80" w:type="dxa"/>
+              <w:bottom w:w="40" w:type="dxa"/>
+              <w:right w:w="80" w:type="dxa"/>
+            </w:tcMar>
+            <w:vAlign w:val="center"/>
+            <w:tcBorders>
+              <w:bottom w:val="single" w:sz="8" w:color="1A1D26"/>
+            </w:tcBorders>
+          </w:tcPr>
+          <w:p>
+            <w:pPr>
+              <w:jc w:val="center"/>
+            </w:pPr>
+            <w:r>
+              <w:rPr>
+                <w:rFonts w:ascii="Avenir Next" w:hAnsi="Avenir Next"/>
+                <w:b/>
+                <w:i w:val="0"/>
+                <w:color w:val="1F2A5A"/>
+                <w:sz w:val="28"/>
+                <w:u w:val="none"/>
+                <w:rFonts w:ascii="Avenir Next" w:hAnsi="Avenir Next" w:cs="Avenir Next"/>
+              </w:rPr>
+              <w:t>YES</w:t>
+            </w:r>
+            <w:r>
+              <w:rPr>
+                <w:rFonts w:ascii="Avenir Next" w:hAnsi="Avenir Next"/>
+                <w:b/>
+                <w:i w:val="0"/>
+                <w:color w:val="1F2A5A"/>
+                <w:sz w:val="28"/>
+                <w:u w:val="none"/>
+                <w:rFonts w:ascii="Avenir Next" w:hAnsi="Avenir Next" w:cs="Avenir Next"/>
+              </w:rPr>
+              <w:t xml:space="preserve">     NO</w:t>
+            </w:r>
+          </w:p>
+        </w:tc>
+      </w:tr>
+    </w:tbl>
     <w:p>
       <w:pPr>
-        <w:spacing w:after="80"/>
+        <w:spacing w:before="0" w:after="0" w:line="20" w:lineRule="exact"/>
+        <w:rPr>
+          <w:sz w:val="2"/>
+        </w:rPr>
       </w:pPr>
       <w:r>
         <w:rPr>
-          <w:i w:val="0"/>
-          <w:color w:val="444444"/>
-          <w:sz w:val="24"/>
-        </w:rPr>
-        <w:t>a) red, blue, green      b) motion, sound, light, heat, electrical energy</w:t>
-      </w:r>
-    </w:p>
-    <w:p>
-      <w:pPr>
-        <w:spacing w:after="40"/>
-      </w:pPr>
-      <w:r>
-        <w:rPr>
-          <w:i w:val="0"/>
-          <w:color w:val="444444"/>
-          <w:sz w:val="24"/>
-        </w:rPr>
-        <w:t>c) up, down, left, right      d) fast, slow</w:t>
-      </w:r>
-    </w:p>
-    <w:p>
-      <w:pPr>
-        <w:spacing w:after="120"/>
-      </w:pPr>
-      <w:r>
-        <w:rPr>
-          <w:i w:val="0"/>
-          <w:color w:val="444444"/>
-          <w:sz w:val="22"/>
+          <w:sz w:val="2"/>
         </w:rPr>
       </w:r>
     </w:p>
-    <w:p>
-      <w:pPr>
-        <w:spacing w:before="200" w:after="60"/>
-      </w:pPr>
-      <w:r>
-        <w:rPr>
-          <w:b/>
-          <w:color w:val="C05014"/>
-          <w:sz w:val="26"/>
-        </w:rPr>
-        <w:t>5.</w:t>
-      </w:r>
-    </w:p>
-    <w:p>
-      <w:pPr>
-        <w:spacing w:after="80"/>
-      </w:pPr>
-      <w:r>
-        <w:rPr>
-          <w:i w:val="0"/>
-          <w:color w:val="444444"/>
-          <w:sz w:val="24"/>
-        </w:rPr>
-        <w:t>Fill in the blanks to show the model we use.</w:t>
-      </w:r>
-    </w:p>
-    <w:p>
-      <w:pPr>
-        <w:jc w:val="center"/>
-      </w:pPr>
-      <w:r>
-        <w:rPr>
-          <w:b/>
-          <w:sz w:val="26"/>
-        </w:rPr>
-        <w:t>ENERGY  →  ________  →  ________</w:t>
-      </w:r>
-    </w:p>
-    <w:p>
-      <w:pPr>
-        <w:spacing w:after="120"/>
-      </w:pPr>
-      <w:r>
-        <w:rPr>
-          <w:i w:val="0"/>
-          <w:color w:val="444444"/>
-          <w:sz w:val="24"/>
-        </w:rPr>
-        <w:t>Word bank:  evidence     change</w:t>
-      </w:r>
-    </w:p>
-    <w:p>
-      <w:pPr>
-        <w:spacing w:before="200" w:after="60"/>
-      </w:pPr>
-      <w:r>
-        <w:rPr>
-          <w:b/>
-          <w:color w:val="C05014"/>
-          <w:sz w:val="26"/>
-        </w:rPr>
-        <w:t>6.</w:t>
-      </w:r>
-    </w:p>
-    <w:p>
-      <w:pPr>
-        <w:spacing w:after="40"/>
-      </w:pPr>
-      <w:r>
-        <w:rPr>
-          <w:i w:val="0"/>
-          <w:color w:val="444444"/>
-          <w:sz w:val="24"/>
-        </w:rPr>
-        <w:t>A battery sits in a drawer, not connected to anything. Does it have energy? Explain.</w:t>
-      </w:r>
-    </w:p>
-    <w:p>
-      <w:pPr>
-        <w:spacing w:before="40" w:after="120"/>
-        <w:pBdr>
-          <w:bottom w:val="single" w:sz="6" w:space="1" w:color="999999"/>
-        </w:pBdr>
-      </w:pPr>
-    </w:p>
-    <w:p>
-      <w:pPr>
-        <w:spacing w:before="40" w:after="120"/>
-        <w:pBdr>
-          <w:bottom w:val="single" w:sz="6" w:space="1" w:color="999999"/>
-        </w:pBdr>
-      </w:pPr>
-    </w:p>
-    <w:p>
-      <w:pPr>
-        <w:spacing w:before="200" w:after="60"/>
-      </w:pPr>
-      <w:r>
-        <w:rPr>
-          <w:b/>
-          <w:color w:val="C05014"/>
-          <w:sz w:val="26"/>
-        </w:rPr>
-        <w:t>7.</w:t>
-      </w:r>
-    </w:p>
-    <w:p>
-      <w:pPr>
-        <w:spacing w:after="80"/>
-      </w:pPr>
-      <w:r>
-        <w:rPr>
-          <w:i w:val="0"/>
-          <w:color w:val="444444"/>
-          <w:sz w:val="24"/>
-        </w:rPr>
-        <w:t>A book is held up above the floor. The book ______.</w:t>
-      </w:r>
-    </w:p>
-    <w:p>
-      <w:pPr>
-        <w:spacing w:after="40"/>
-      </w:pPr>
-      <w:r>
-        <w:rPr>
-          <w:i w:val="0"/>
-          <w:color w:val="444444"/>
-          <w:sz w:val="24"/>
-        </w:rPr>
-        <w:t>a) has stored energy      b) has no energy      c) is moving      d) is lighter</w:t>
-      </w:r>
-    </w:p>
-    <w:p>
-      <w:pPr>
-        <w:spacing w:after="120"/>
-      </w:pPr>
-      <w:r>
-        <w:rPr>
-          <w:i w:val="0"/>
-          <w:color w:val="444444"/>
-          <w:sz w:val="22"/>
-        </w:rPr>
-      </w:r>
-    </w:p>
-    <w:p>
-      <w:pPr>
-        <w:spacing w:before="200" w:after="60"/>
-      </w:pPr>
-      <w:r>
-        <w:rPr>
-          <w:b/>
-          <w:color w:val="C05014"/>
-          <w:sz w:val="26"/>
-        </w:rPr>
-        <w:t>8.</w:t>
-      </w:r>
-    </w:p>
-    <w:p>
-      <w:pPr>
-        <w:spacing w:after="40"/>
-      </w:pPr>
-      <w:r>
-        <w:rPr>
-          <w:i w:val="0"/>
-          <w:color w:val="444444"/>
-          <w:sz w:val="24"/>
-        </w:rPr>
-        <w:t>A student flips a switch and the light bulb turns on. Is this evidence of energy? Explain using the word “change.”</w:t>
-      </w:r>
-    </w:p>
-    <w:p>
-      <w:pPr>
-        <w:spacing w:before="40" w:after="120"/>
-        <w:pBdr>
-          <w:bottom w:val="single" w:sz="6" w:space="1" w:color="999999"/>
-        </w:pBdr>
-      </w:pPr>
-    </w:p>
-    <w:p>
-      <w:pPr>
-        <w:spacing w:before="40" w:after="120"/>
-        <w:pBdr>
-          <w:bottom w:val="single" w:sz="6" w:space="1" w:color="999999"/>
-        </w:pBdr>
-      </w:pPr>
-    </w:p>
-    <w:p>
-      <w:pPr>
-        <w:spacing w:before="200" w:after="60"/>
-      </w:pPr>
-      <w:r>
-        <w:rPr>
-          <w:b/>
-          <w:color w:val="C05014"/>
-          <w:sz w:val="26"/>
-        </w:rPr>
-        <w:t>9.</w:t>
-      </w:r>
-    </w:p>
-    <w:p>
-      <w:pPr>
-        <w:spacing w:after="80"/>
-      </w:pPr>
-      <w:r>
-        <w:rPr>
-          <w:i w:val="0"/>
-          <w:color w:val="444444"/>
-          <w:sz w:val="24"/>
-        </w:rPr>
-        <w:t>Circle YES or NO for each — is it evidence that energy caused a change?</w:t>
-      </w:r>
-    </w:p>
-    <w:p>
-      <w:pPr>
-        <w:spacing w:after="80"/>
-      </w:pPr>
-      <w:r>
-        <w:rPr>
-          <w:i w:val="0"/>
-          <w:color w:val="444444"/>
-          <w:sz w:val="24"/>
-        </w:rPr>
-        <w:t>a) The fan blades started spinning.        YES    NO</w:t>
-      </w:r>
-    </w:p>
-    <w:p>
-      <w:pPr>
-        <w:spacing w:after="80"/>
-      </w:pPr>
-      <w:r>
-        <w:rPr>
-          <w:i w:val="0"/>
-          <w:color w:val="444444"/>
-          <w:sz w:val="24"/>
-        </w:rPr>
-        <w:t>b) The battery looks shiny.               YES    NO</w:t>
-      </w:r>
-    </w:p>
-    <w:p>
-      <w:pPr>
-        <w:spacing w:after="80"/>
-      </w:pPr>
-      <w:r>
-        <w:rPr>
-          <w:i w:val="0"/>
-          <w:color w:val="444444"/>
-          <w:sz w:val="24"/>
-        </w:rPr>
-        <w:t>c) The room got brighter.                 YES    NO</w:t>
-      </w:r>
-    </w:p>
     <w:sectPr>
+      <w:footerReference w:type="default" r:id="rId9"/>
       <w:pgSz w:w="12240" w:h="15840"/>
-      <w:pgMar w:top="1008" w:right="1152" w:bottom="1008" w:left="1152" w:header="720" w:footer="720" w:gutter="0"/>
+      <w:pgMar w:top="720" w:right="792" w:bottom="720" w:left="792" w:header="720" w:footer="720" w:gutter="0"/>
       <w:cols w:space="720"/>
       <w:docGrid w:linePitch="360"/>
     </w:sectPr>
   </w:body>
 </w:document>
+</file>
+
+<file path=word/footer1.xml><?xml version="1.0" encoding="utf-8"?>
+<w:ftr xmlns:m="http://schemas.openxmlformats.org/officeDocument/2006/math" xmlns:mc="http://schemas.openxmlformats.org/markup-compatibility/2006" xmlns:mo="http://schemas.microsoft.com/office/mac/office/2008/main" xmlns:mv="urn:schemas-microsoft-com:mac:vml" xmlns:o="urn:schemas-microsoft-com:office:office" xmlns:r="http://schemas.openxmlformats.org/officeDocument/2006/relationships" xmlns:v="urn:schemas-microsoft-com:vml" xmlns:w10="urn:schemas-microsoft-com:office:word" xmlns:w14="http://schemas.microsoft.com/office/word/2010/wordml" xmlns:w="http://schemas.openxmlformats.org/wordprocessingml/2006/main" xmlns:wne="http://schemas.microsoft.com/office/word/2006/wordml" xmlns:wp14="http://schemas.microsoft.com/office/word/2010/wordprocessingDrawing" xmlns:wp="http://schemas.openxmlformats.org/drawingml/2006/wordprocessingDrawing" xmlns:wpc="http://schemas.microsoft.com/office/word/2010/wordprocessingCanvas" xmlns:wpg="http://schemas.microsoft.com/office/word/2010/wordprocessingGroup" xmlns:wpi="http://schemas.microsoft.com/office/word/2010/wordprocessingInk" xmlns:wps="http://schemas.microsoft.com/office/word/2010/wordprocessingShape" mc:Ignorable="w14 wp14">
+  <w:p>
+    <w:pPr>
+      <w:pStyle w:val="Footer"/>
+      <w:jc w:val="center"/>
+      <w:pBdr>
+        <w:top w:val="single" w:sz="6" w:color="D8DCE4"/>
+      </w:pBdr>
+    </w:pPr>
+    <w:r>
+      <w:rPr>
+        <w:rFonts w:ascii="Avenir Next" w:hAnsi="Avenir Next"/>
+        <w:b w:val="0"/>
+        <w:i w:val="0"/>
+        <w:color w:val="4A5268"/>
+        <w:sz w:val="17"/>
+        <w:u w:val="none"/>
+        <w:rFonts w:ascii="Avenir Next" w:hAnsi="Avenir Next" w:cs="Avenir Next"/>
+      </w:rPr>
+      <w:t>Unit 1 · Chapter 1 · Quiz · Energy Causes Change · 16 points</w:t>
+    </w:r>
+  </w:p>
+</w:ftr>
 </file>
 
 <file path=word/numbering.xml><?xml version="1.0" encoding="utf-8"?>
@@ -904,8 +2346,9 @@
     <w:qFormat/>
     <w:rsid w:val="00FC693F"/>
     <w:rPr>
-      <w:rFonts w:ascii="Arial" w:hAnsi="Arial" w:eastAsia="Arial"/>
-      <w:sz w:val="22"/>
+      <w:rFonts w:ascii="Avenir Next" w:hAnsi="Avenir Next"/>
+      <w:color w:val="1A1D26"/>
+      <w:sz w:val="28"/>
     </w:rPr>
   </w:style>
   <w:style w:type="paragraph" w:styleId="Header">
